--- a/docs/tables/entire/sec4_aki_kdigo.docx
+++ b/docs/tables/entire/sec4_aki_kdigo.docx
@@ -1480,7 +1480,7 @@
                 <w:szCs w:val="22"/>
                 <w:color w:val="000000"/>
               </w:rPr>
-              <w:t xml:space="preserve">0.590</w:t>
+              <w:t xml:space="preserve">0.540</w:t>
             </w:r>
           </w:p>
         </w:tc>
@@ -1692,7 +1692,7 @@
                 <w:szCs w:val="22"/>
                 <w:color w:val="000000"/>
               </w:rPr>
-              <w:t xml:space="preserve">0.980</w:t>
+              <w:t xml:space="preserve">0.950</w:t>
             </w:r>
           </w:p>
         </w:tc>
@@ -2823,113 +2823,113 @@
                 <w:szCs w:val="22"/>
                 <w:color w:val="000000"/>
               </w:rPr>
-              <w:t xml:space="preserve">1.41</w:t>
-            </w:r>
-          </w:p>
-        </w:tc>
-        <w:tc>
-          <w:tcPr>
-            <w:tcBorders>
-              <w:bottom w:val="none" w:sz="0" w:space="0" w:color="000000"/>
-              <w:top w:val="none" w:sz="0" w:space="0" w:color="000000"/>
-              <w:left w:val="none" w:sz="0" w:space="0" w:color="000000"/>
-              <w:right w:val="none" w:sz="0" w:space="0" w:color="000000"/>
-            </w:tcBorders>
-            <w:shd w:val="clear" w:color="auto" w:fill="FFFFFF"/>
-            <w:tcMar>
-              <w:top w:w="0" w:type="dxa"/>
-              <w:bottom w:w="0" w:type="dxa"/>
-              <w:left w:w="0" w:type="dxa"/>
-              <w:right w:w="0" w:type="dxa"/>
-            </w:tcMar>
-            <w:vAlign w:val="top"/>
-          </w:tcPr>
-          <w:p>
-            <w:pPr>
-              <w:pStyle w:val="Normal"/>
-              <w:jc w:val="center"/>
-              <w:pBdr>
-                <w:bottom w:val="none" w:sz="0" w:space="0" w:color="000000"/>
-                <w:top w:val="none" w:sz="0" w:space="0" w:color="000000"/>
-                <w:left w:val="none" w:sz="0" w:space="0" w:color="000000"/>
-                <w:right w:val="none" w:sz="0" w:space="0" w:color="000000"/>
-              </w:pBdr>
-              <w:spacing w:after="100" w:before="100" w:line="240"/>
-              <w:ind w:left="100" w:right="100" w:firstLine="0" w:firstLineChars="0"/>
-              <w:rPr>
-                <w:rFonts w:ascii="Helvetica" w:hAnsi="Helvetica" w:eastAsia="Helvetica" w:cs="Helvetica"/>
-                <w:i w:val="false"/>
-                <w:b w:val="false"/>
-                <w:u w:val="none"/>
-                <w:sz w:val="22"/>
-                <w:szCs w:val="22"/>
-                <w:color w:val="000000"/>
-              </w:rPr>
-            </w:pPr>
-            <w:r>
-              <w:rPr>
-                <w:rFonts w:ascii="Helvetica" w:hAnsi="Helvetica" w:eastAsia="Helvetica" w:cs="Helvetica"/>
-                <w:i w:val="false"/>
-                <w:b w:val="false"/>
-                <w:u w:val="none"/>
-                <w:sz w:val="22"/>
-                <w:szCs w:val="22"/>
-                <w:color w:val="000000"/>
-              </w:rPr>
-              <w:t xml:space="preserve">0.97, 2.05</w:t>
-            </w:r>
-          </w:p>
-        </w:tc>
-        <w:tc>
-          <w:tcPr>
-            <w:tcBorders>
-              <w:bottom w:val="none" w:sz="0" w:space="0" w:color="000000"/>
-              <w:top w:val="none" w:sz="0" w:space="0" w:color="000000"/>
-              <w:left w:val="none" w:sz="0" w:space="0" w:color="000000"/>
-              <w:right w:val="none" w:sz="0" w:space="0" w:color="000000"/>
-            </w:tcBorders>
-            <w:shd w:val="clear" w:color="auto" w:fill="FFFFFF"/>
-            <w:tcMar>
-              <w:top w:w="0" w:type="dxa"/>
-              <w:bottom w:w="0" w:type="dxa"/>
-              <w:left w:w="0" w:type="dxa"/>
-              <w:right w:w="0" w:type="dxa"/>
-            </w:tcMar>
-            <w:vAlign w:val="top"/>
-          </w:tcPr>
-          <w:p>
-            <w:pPr>
-              <w:pStyle w:val="Normal"/>
-              <w:jc w:val="center"/>
-              <w:pBdr>
-                <w:bottom w:val="none" w:sz="0" w:space="0" w:color="000000"/>
-                <w:top w:val="none" w:sz="0" w:space="0" w:color="000000"/>
-                <w:left w:val="none" w:sz="0" w:space="0" w:color="000000"/>
-                <w:right w:val="none" w:sz="0" w:space="0" w:color="000000"/>
-              </w:pBdr>
-              <w:spacing w:after="100" w:before="100" w:line="240"/>
-              <w:ind w:left="100" w:right="100" w:firstLine="0" w:firstLineChars="0"/>
-              <w:rPr>
-                <w:rFonts w:ascii="Helvetica" w:hAnsi="Helvetica" w:eastAsia="Helvetica" w:cs="Helvetica"/>
-                <w:i w:val="false"/>
-                <w:b w:val="false"/>
-                <w:u w:val="none"/>
-                <w:sz w:val="22"/>
-                <w:szCs w:val="22"/>
-                <w:color w:val="000000"/>
-              </w:rPr>
-            </w:pPr>
-            <w:r>
-              <w:rPr>
-                <w:rFonts w:ascii="Helvetica" w:hAnsi="Helvetica" w:eastAsia="Helvetica" w:cs="Helvetica"/>
-                <w:i w:val="false"/>
-                <w:b w:val="false"/>
-                <w:u w:val="none"/>
-                <w:sz w:val="22"/>
-                <w:szCs w:val="22"/>
-                <w:color w:val="000000"/>
-              </w:rPr>
-              <w:t xml:space="preserve">0.073</w:t>
+              <w:t xml:space="preserve">1.40</w:t>
+            </w:r>
+          </w:p>
+        </w:tc>
+        <w:tc>
+          <w:tcPr>
+            <w:tcBorders>
+              <w:bottom w:val="none" w:sz="0" w:space="0" w:color="000000"/>
+              <w:top w:val="none" w:sz="0" w:space="0" w:color="000000"/>
+              <w:left w:val="none" w:sz="0" w:space="0" w:color="000000"/>
+              <w:right w:val="none" w:sz="0" w:space="0" w:color="000000"/>
+            </w:tcBorders>
+            <w:shd w:val="clear" w:color="auto" w:fill="FFFFFF"/>
+            <w:tcMar>
+              <w:top w:w="0" w:type="dxa"/>
+              <w:bottom w:w="0" w:type="dxa"/>
+              <w:left w:w="0" w:type="dxa"/>
+              <w:right w:w="0" w:type="dxa"/>
+            </w:tcMar>
+            <w:vAlign w:val="top"/>
+          </w:tcPr>
+          <w:p>
+            <w:pPr>
+              <w:pStyle w:val="Normal"/>
+              <w:jc w:val="center"/>
+              <w:pBdr>
+                <w:bottom w:val="none" w:sz="0" w:space="0" w:color="000000"/>
+                <w:top w:val="none" w:sz="0" w:space="0" w:color="000000"/>
+                <w:left w:val="none" w:sz="0" w:space="0" w:color="000000"/>
+                <w:right w:val="none" w:sz="0" w:space="0" w:color="000000"/>
+              </w:pBdr>
+              <w:spacing w:after="100" w:before="100" w:line="240"/>
+              <w:ind w:left="100" w:right="100" w:firstLine="0" w:firstLineChars="0"/>
+              <w:rPr>
+                <w:rFonts w:ascii="Helvetica" w:hAnsi="Helvetica" w:eastAsia="Helvetica" w:cs="Helvetica"/>
+                <w:i w:val="false"/>
+                <w:b w:val="false"/>
+                <w:u w:val="none"/>
+                <w:sz w:val="22"/>
+                <w:szCs w:val="22"/>
+                <w:color w:val="000000"/>
+              </w:rPr>
+            </w:pPr>
+            <w:r>
+              <w:rPr>
+                <w:rFonts w:ascii="Helvetica" w:hAnsi="Helvetica" w:eastAsia="Helvetica" w:cs="Helvetica"/>
+                <w:i w:val="false"/>
+                <w:b w:val="false"/>
+                <w:u w:val="none"/>
+                <w:sz w:val="22"/>
+                <w:szCs w:val="22"/>
+                <w:color w:val="000000"/>
+              </w:rPr>
+              <w:t xml:space="preserve">0.96, 2.03</w:t>
+            </w:r>
+          </w:p>
+        </w:tc>
+        <w:tc>
+          <w:tcPr>
+            <w:tcBorders>
+              <w:bottom w:val="none" w:sz="0" w:space="0" w:color="000000"/>
+              <w:top w:val="none" w:sz="0" w:space="0" w:color="000000"/>
+              <w:left w:val="none" w:sz="0" w:space="0" w:color="000000"/>
+              <w:right w:val="none" w:sz="0" w:space="0" w:color="000000"/>
+            </w:tcBorders>
+            <w:shd w:val="clear" w:color="auto" w:fill="FFFFFF"/>
+            <w:tcMar>
+              <w:top w:w="0" w:type="dxa"/>
+              <w:bottom w:w="0" w:type="dxa"/>
+              <w:left w:w="0" w:type="dxa"/>
+              <w:right w:w="0" w:type="dxa"/>
+            </w:tcMar>
+            <w:vAlign w:val="top"/>
+          </w:tcPr>
+          <w:p>
+            <w:pPr>
+              <w:pStyle w:val="Normal"/>
+              <w:jc w:val="center"/>
+              <w:pBdr>
+                <w:bottom w:val="none" w:sz="0" w:space="0" w:color="000000"/>
+                <w:top w:val="none" w:sz="0" w:space="0" w:color="000000"/>
+                <w:left w:val="none" w:sz="0" w:space="0" w:color="000000"/>
+                <w:right w:val="none" w:sz="0" w:space="0" w:color="000000"/>
+              </w:pBdr>
+              <w:spacing w:after="100" w:before="100" w:line="240"/>
+              <w:ind w:left="100" w:right="100" w:firstLine="0" w:firstLineChars="0"/>
+              <w:rPr>
+                <w:rFonts w:ascii="Helvetica" w:hAnsi="Helvetica" w:eastAsia="Helvetica" w:cs="Helvetica"/>
+                <w:i w:val="false"/>
+                <w:b w:val="false"/>
+                <w:u w:val="none"/>
+                <w:sz w:val="22"/>
+                <w:szCs w:val="22"/>
+                <w:color w:val="000000"/>
+              </w:rPr>
+            </w:pPr>
+            <w:r>
+              <w:rPr>
+                <w:rFonts w:ascii="Helvetica" w:hAnsi="Helvetica" w:eastAsia="Helvetica" w:cs="Helvetica"/>
+                <w:i w:val="false"/>
+                <w:b w:val="false"/>
+                <w:u w:val="none"/>
+                <w:sz w:val="22"/>
+                <w:szCs w:val="22"/>
+                <w:color w:val="000000"/>
+              </w:rPr>
+              <w:t xml:space="preserve">0.081</w:t>
             </w:r>
           </w:p>
         </w:tc>
@@ -3088,60 +3088,60 @@
                 <w:szCs w:val="22"/>
                 <w:color w:val="000000"/>
               </w:rPr>
-              <w:t xml:space="preserve">0.68, 1.79</w:t>
-            </w:r>
-          </w:p>
-        </w:tc>
-        <w:tc>
-          <w:tcPr>
-            <w:tcBorders>
-              <w:bottom w:val="none" w:sz="0" w:space="0" w:color="000000"/>
-              <w:top w:val="none" w:sz="0" w:space="0" w:color="000000"/>
-              <w:left w:val="none" w:sz="0" w:space="0" w:color="000000"/>
-              <w:right w:val="none" w:sz="0" w:space="0" w:color="000000"/>
-            </w:tcBorders>
-            <w:shd w:val="clear" w:color="auto" w:fill="FFFFFF"/>
-            <w:tcMar>
-              <w:top w:w="0" w:type="dxa"/>
-              <w:bottom w:w="0" w:type="dxa"/>
-              <w:left w:w="0" w:type="dxa"/>
-              <w:right w:w="0" w:type="dxa"/>
-            </w:tcMar>
-            <w:vAlign w:val="top"/>
-          </w:tcPr>
-          <w:p>
-            <w:pPr>
-              <w:pStyle w:val="Normal"/>
-              <w:jc w:val="center"/>
-              <w:pBdr>
-                <w:bottom w:val="none" w:sz="0" w:space="0" w:color="000000"/>
-                <w:top w:val="none" w:sz="0" w:space="0" w:color="000000"/>
-                <w:left w:val="none" w:sz="0" w:space="0" w:color="000000"/>
-                <w:right w:val="none" w:sz="0" w:space="0" w:color="000000"/>
-              </w:pBdr>
-              <w:spacing w:after="100" w:before="100" w:line="240"/>
-              <w:ind w:left="100" w:right="100" w:firstLine="0" w:firstLineChars="0"/>
-              <w:rPr>
-                <w:rFonts w:ascii="Helvetica" w:hAnsi="Helvetica" w:eastAsia="Helvetica" w:cs="Helvetica"/>
-                <w:i w:val="false"/>
-                <w:b w:val="false"/>
-                <w:u w:val="none"/>
-                <w:sz w:val="22"/>
-                <w:szCs w:val="22"/>
-                <w:color w:val="000000"/>
-              </w:rPr>
-            </w:pPr>
-            <w:r>
-              <w:rPr>
-                <w:rFonts w:ascii="Helvetica" w:hAnsi="Helvetica" w:eastAsia="Helvetica" w:cs="Helvetica"/>
-                <w:i w:val="false"/>
-                <w:b w:val="false"/>
-                <w:u w:val="none"/>
-                <w:sz w:val="22"/>
-                <w:szCs w:val="22"/>
-                <w:color w:val="000000"/>
-              </w:rPr>
-              <w:t xml:space="preserve">0.690</w:t>
+              <w:t xml:space="preserve">0.68, 1.78</w:t>
+            </w:r>
+          </w:p>
+        </w:tc>
+        <w:tc>
+          <w:tcPr>
+            <w:tcBorders>
+              <w:bottom w:val="none" w:sz="0" w:space="0" w:color="000000"/>
+              <w:top w:val="none" w:sz="0" w:space="0" w:color="000000"/>
+              <w:left w:val="none" w:sz="0" w:space="0" w:color="000000"/>
+              <w:right w:val="none" w:sz="0" w:space="0" w:color="000000"/>
+            </w:tcBorders>
+            <w:shd w:val="clear" w:color="auto" w:fill="FFFFFF"/>
+            <w:tcMar>
+              <w:top w:w="0" w:type="dxa"/>
+              <w:bottom w:w="0" w:type="dxa"/>
+              <w:left w:w="0" w:type="dxa"/>
+              <w:right w:w="0" w:type="dxa"/>
+            </w:tcMar>
+            <w:vAlign w:val="top"/>
+          </w:tcPr>
+          <w:p>
+            <w:pPr>
+              <w:pStyle w:val="Normal"/>
+              <w:jc w:val="center"/>
+              <w:pBdr>
+                <w:bottom w:val="none" w:sz="0" w:space="0" w:color="000000"/>
+                <w:top w:val="none" w:sz="0" w:space="0" w:color="000000"/>
+                <w:left w:val="none" w:sz="0" w:space="0" w:color="000000"/>
+                <w:right w:val="none" w:sz="0" w:space="0" w:color="000000"/>
+              </w:pBdr>
+              <w:spacing w:after="100" w:before="100" w:line="240"/>
+              <w:ind w:left="100" w:right="100" w:firstLine="0" w:firstLineChars="0"/>
+              <w:rPr>
+                <w:rFonts w:ascii="Helvetica" w:hAnsi="Helvetica" w:eastAsia="Helvetica" w:cs="Helvetica"/>
+                <w:i w:val="false"/>
+                <w:b w:val="false"/>
+                <w:u w:val="none"/>
+                <w:sz w:val="22"/>
+                <w:szCs w:val="22"/>
+                <w:color w:val="000000"/>
+              </w:rPr>
+            </w:pPr>
+            <w:r>
+              <w:rPr>
+                <w:rFonts w:ascii="Helvetica" w:hAnsi="Helvetica" w:eastAsia="Helvetica" w:cs="Helvetica"/>
+                <w:i w:val="false"/>
+                <w:b w:val="false"/>
+                <w:u w:val="none"/>
+                <w:sz w:val="22"/>
+                <w:szCs w:val="22"/>
+                <w:color w:val="000000"/>
+              </w:rPr>
+              <w:t xml:space="preserve">0.710</w:t>
             </w:r>
           </w:p>
         </w:tc>
@@ -4755,113 +4755,113 @@
                 <w:szCs w:val="22"/>
                 <w:color w:val="000000"/>
               </w:rPr>
-              <w:t xml:space="preserve">1.66</w:t>
-            </w:r>
-          </w:p>
-        </w:tc>
-        <w:tc>
-          <w:tcPr>
-            <w:tcBorders>
-              <w:bottom w:val="none" w:sz="0" w:space="0" w:color="000000"/>
-              <w:top w:val="none" w:sz="0" w:space="0" w:color="000000"/>
-              <w:left w:val="none" w:sz="0" w:space="0" w:color="000000"/>
-              <w:right w:val="none" w:sz="0" w:space="0" w:color="000000"/>
-            </w:tcBorders>
-            <w:shd w:val="clear" w:color="auto" w:fill="FFFFFF"/>
-            <w:tcMar>
-              <w:top w:w="0" w:type="dxa"/>
-              <w:bottom w:w="0" w:type="dxa"/>
-              <w:left w:w="0" w:type="dxa"/>
-              <w:right w:w="0" w:type="dxa"/>
-            </w:tcMar>
-            <w:vAlign w:val="top"/>
-          </w:tcPr>
-          <w:p>
-            <w:pPr>
-              <w:pStyle w:val="Normal"/>
-              <w:jc w:val="center"/>
-              <w:pBdr>
-                <w:bottom w:val="none" w:sz="0" w:space="0" w:color="000000"/>
-                <w:top w:val="none" w:sz="0" w:space="0" w:color="000000"/>
-                <w:left w:val="none" w:sz="0" w:space="0" w:color="000000"/>
-                <w:right w:val="none" w:sz="0" w:space="0" w:color="000000"/>
-              </w:pBdr>
-              <w:spacing w:after="100" w:before="100" w:line="240"/>
-              <w:ind w:left="100" w:right="100" w:firstLine="0" w:firstLineChars="0"/>
-              <w:rPr>
-                <w:rFonts w:ascii="Helvetica" w:hAnsi="Helvetica" w:eastAsia="Helvetica" w:cs="Helvetica"/>
-                <w:i w:val="false"/>
-                <w:b w:val="false"/>
-                <w:u w:val="none"/>
-                <w:sz w:val="22"/>
-                <w:szCs w:val="22"/>
-                <w:color w:val="000000"/>
-              </w:rPr>
-            </w:pPr>
-            <w:r>
-              <w:rPr>
-                <w:rFonts w:ascii="Helvetica" w:hAnsi="Helvetica" w:eastAsia="Helvetica" w:cs="Helvetica"/>
-                <w:i w:val="false"/>
-                <w:b w:val="false"/>
-                <w:u w:val="none"/>
-                <w:sz w:val="22"/>
-                <w:szCs w:val="22"/>
-                <w:color w:val="000000"/>
-              </w:rPr>
-              <w:t xml:space="preserve">1.14, 2.43</w:t>
-            </w:r>
-          </w:p>
-        </w:tc>
-        <w:tc>
-          <w:tcPr>
-            <w:tcBorders>
-              <w:bottom w:val="none" w:sz="0" w:space="0" w:color="000000"/>
-              <w:top w:val="none" w:sz="0" w:space="0" w:color="000000"/>
-              <w:left w:val="none" w:sz="0" w:space="0" w:color="000000"/>
-              <w:right w:val="none" w:sz="0" w:space="0" w:color="000000"/>
-            </w:tcBorders>
-            <w:shd w:val="clear" w:color="auto" w:fill="FFFFFF"/>
-            <w:tcMar>
-              <w:top w:w="0" w:type="dxa"/>
-              <w:bottom w:w="0" w:type="dxa"/>
-              <w:left w:w="0" w:type="dxa"/>
-              <w:right w:w="0" w:type="dxa"/>
-            </w:tcMar>
-            <w:vAlign w:val="top"/>
-          </w:tcPr>
-          <w:p>
-            <w:pPr>
-              <w:pStyle w:val="Normal"/>
-              <w:jc w:val="center"/>
-              <w:pBdr>
-                <w:bottom w:val="none" w:sz="0" w:space="0" w:color="000000"/>
-                <w:top w:val="none" w:sz="0" w:space="0" w:color="000000"/>
-                <w:left w:val="none" w:sz="0" w:space="0" w:color="000000"/>
-                <w:right w:val="none" w:sz="0" w:space="0" w:color="000000"/>
-              </w:pBdr>
-              <w:spacing w:after="100" w:before="100" w:line="240"/>
-              <w:ind w:left="100" w:right="100" w:firstLine="0" w:firstLineChars="0"/>
-              <w:rPr>
-                <w:rFonts w:ascii="Helvetica" w:hAnsi="Helvetica" w:eastAsia="Helvetica" w:cs="Helvetica"/>
-                <w:i w:val="false"/>
-                <w:b w:val="false"/>
-                <w:u w:val="none"/>
-                <w:sz w:val="22"/>
-                <w:szCs w:val="22"/>
-                <w:color w:val="000000"/>
-              </w:rPr>
-            </w:pPr>
-            <w:r>
-              <w:rPr>
-                <w:rFonts w:ascii="Helvetica" w:hAnsi="Helvetica" w:eastAsia="Helvetica" w:cs="Helvetica"/>
-                <w:i w:val="false"/>
-                <w:b w:val="false"/>
-                <w:u w:val="none"/>
-                <w:sz w:val="22"/>
-                <w:szCs w:val="22"/>
-                <w:color w:val="000000"/>
-              </w:rPr>
-              <w:t xml:space="preserve">0.009</w:t>
+              <w:t xml:space="preserve">1.67</w:t>
+            </w:r>
+          </w:p>
+        </w:tc>
+        <w:tc>
+          <w:tcPr>
+            <w:tcBorders>
+              <w:bottom w:val="none" w:sz="0" w:space="0" w:color="000000"/>
+              <w:top w:val="none" w:sz="0" w:space="0" w:color="000000"/>
+              <w:left w:val="none" w:sz="0" w:space="0" w:color="000000"/>
+              <w:right w:val="none" w:sz="0" w:space="0" w:color="000000"/>
+            </w:tcBorders>
+            <w:shd w:val="clear" w:color="auto" w:fill="FFFFFF"/>
+            <w:tcMar>
+              <w:top w:w="0" w:type="dxa"/>
+              <w:bottom w:w="0" w:type="dxa"/>
+              <w:left w:w="0" w:type="dxa"/>
+              <w:right w:w="0" w:type="dxa"/>
+            </w:tcMar>
+            <w:vAlign w:val="top"/>
+          </w:tcPr>
+          <w:p>
+            <w:pPr>
+              <w:pStyle w:val="Normal"/>
+              <w:jc w:val="center"/>
+              <w:pBdr>
+                <w:bottom w:val="none" w:sz="0" w:space="0" w:color="000000"/>
+                <w:top w:val="none" w:sz="0" w:space="0" w:color="000000"/>
+                <w:left w:val="none" w:sz="0" w:space="0" w:color="000000"/>
+                <w:right w:val="none" w:sz="0" w:space="0" w:color="000000"/>
+              </w:pBdr>
+              <w:spacing w:after="100" w:before="100" w:line="240"/>
+              <w:ind w:left="100" w:right="100" w:firstLine="0" w:firstLineChars="0"/>
+              <w:rPr>
+                <w:rFonts w:ascii="Helvetica" w:hAnsi="Helvetica" w:eastAsia="Helvetica" w:cs="Helvetica"/>
+                <w:i w:val="false"/>
+                <w:b w:val="false"/>
+                <w:u w:val="none"/>
+                <w:sz w:val="22"/>
+                <w:szCs w:val="22"/>
+                <w:color w:val="000000"/>
+              </w:rPr>
+            </w:pPr>
+            <w:r>
+              <w:rPr>
+                <w:rFonts w:ascii="Helvetica" w:hAnsi="Helvetica" w:eastAsia="Helvetica" w:cs="Helvetica"/>
+                <w:i w:val="false"/>
+                <w:b w:val="false"/>
+                <w:u w:val="none"/>
+                <w:sz w:val="22"/>
+                <w:szCs w:val="22"/>
+                <w:color w:val="000000"/>
+              </w:rPr>
+              <w:t xml:space="preserve">1.14, 2.44</w:t>
+            </w:r>
+          </w:p>
+        </w:tc>
+        <w:tc>
+          <w:tcPr>
+            <w:tcBorders>
+              <w:bottom w:val="none" w:sz="0" w:space="0" w:color="000000"/>
+              <w:top w:val="none" w:sz="0" w:space="0" w:color="000000"/>
+              <w:left w:val="none" w:sz="0" w:space="0" w:color="000000"/>
+              <w:right w:val="none" w:sz="0" w:space="0" w:color="000000"/>
+            </w:tcBorders>
+            <w:shd w:val="clear" w:color="auto" w:fill="FFFFFF"/>
+            <w:tcMar>
+              <w:top w:w="0" w:type="dxa"/>
+              <w:bottom w:w="0" w:type="dxa"/>
+              <w:left w:w="0" w:type="dxa"/>
+              <w:right w:w="0" w:type="dxa"/>
+            </w:tcMar>
+            <w:vAlign w:val="top"/>
+          </w:tcPr>
+          <w:p>
+            <w:pPr>
+              <w:pStyle w:val="Normal"/>
+              <w:jc w:val="center"/>
+              <w:pBdr>
+                <w:bottom w:val="none" w:sz="0" w:space="0" w:color="000000"/>
+                <w:top w:val="none" w:sz="0" w:space="0" w:color="000000"/>
+                <w:left w:val="none" w:sz="0" w:space="0" w:color="000000"/>
+                <w:right w:val="none" w:sz="0" w:space="0" w:color="000000"/>
+              </w:pBdr>
+              <w:spacing w:after="100" w:before="100" w:line="240"/>
+              <w:ind w:left="100" w:right="100" w:firstLine="0" w:firstLineChars="0"/>
+              <w:rPr>
+                <w:rFonts w:ascii="Helvetica" w:hAnsi="Helvetica" w:eastAsia="Helvetica" w:cs="Helvetica"/>
+                <w:i w:val="false"/>
+                <w:b w:val="false"/>
+                <w:u w:val="none"/>
+                <w:sz w:val="22"/>
+                <w:szCs w:val="22"/>
+                <w:color w:val="000000"/>
+              </w:rPr>
+            </w:pPr>
+            <w:r>
+              <w:rPr>
+                <w:rFonts w:ascii="Helvetica" w:hAnsi="Helvetica" w:eastAsia="Helvetica" w:cs="Helvetica"/>
+                <w:i w:val="false"/>
+                <w:b w:val="false"/>
+                <w:u w:val="none"/>
+                <w:sz w:val="22"/>
+                <w:szCs w:val="22"/>
+                <w:color w:val="000000"/>
+              </w:rPr>
+              <w:t xml:space="preserve">0.008</w:t>
             </w:r>
           </w:p>
         </w:tc>
@@ -5020,7 +5020,7 @@
                 <w:szCs w:val="22"/>
                 <w:color w:val="000000"/>
               </w:rPr>
-              <w:t xml:space="preserve">0.79, 2.10</w:t>
+              <w:t xml:space="preserve">0.80, 2.11</w:t>
             </w:r>
           </w:p>
         </w:tc>
@@ -6257,60 +6257,60 @@
                 <w:szCs w:val="22"/>
                 <w:color w:val="000000"/>
               </w:rPr>
-              <w:t xml:space="preserve">0.13, 1.03</w:t>
-            </w:r>
-          </w:p>
-        </w:tc>
-        <w:tc>
-          <w:tcPr>
-            <w:tcBorders>
-              <w:bottom w:val="none" w:sz="0" w:space="0" w:color="000000"/>
-              <w:top w:val="none" w:sz="0" w:space="0" w:color="000000"/>
-              <w:left w:val="none" w:sz="0" w:space="0" w:color="000000"/>
-              <w:right w:val="none" w:sz="0" w:space="0" w:color="000000"/>
-            </w:tcBorders>
-            <w:shd w:val="clear" w:color="auto" w:fill="FFFFFF"/>
-            <w:tcMar>
-              <w:top w:w="0" w:type="dxa"/>
-              <w:bottom w:w="0" w:type="dxa"/>
-              <w:left w:w="0" w:type="dxa"/>
-              <w:right w:w="0" w:type="dxa"/>
-            </w:tcMar>
-            <w:vAlign w:val="top"/>
-          </w:tcPr>
-          <w:p>
-            <w:pPr>
-              <w:pStyle w:val="Normal"/>
-              <w:jc w:val="center"/>
-              <w:pBdr>
-                <w:bottom w:val="none" w:sz="0" w:space="0" w:color="000000"/>
-                <w:top w:val="none" w:sz="0" w:space="0" w:color="000000"/>
-                <w:left w:val="none" w:sz="0" w:space="0" w:color="000000"/>
-                <w:right w:val="none" w:sz="0" w:space="0" w:color="000000"/>
-              </w:pBdr>
-              <w:spacing w:after="100" w:before="100" w:line="240"/>
-              <w:ind w:left="100" w:right="100" w:firstLine="0" w:firstLineChars="0"/>
-              <w:rPr>
-                <w:rFonts w:ascii="Helvetica" w:hAnsi="Helvetica" w:eastAsia="Helvetica" w:cs="Helvetica"/>
-                <w:i w:val="false"/>
-                <w:b w:val="false"/>
-                <w:u w:val="none"/>
-                <w:sz w:val="22"/>
-                <w:szCs w:val="22"/>
-                <w:color w:val="000000"/>
-              </w:rPr>
-            </w:pPr>
-            <w:r>
-              <w:rPr>
-                <w:rFonts w:ascii="Helvetica" w:hAnsi="Helvetica" w:eastAsia="Helvetica" w:cs="Helvetica"/>
-                <w:i w:val="false"/>
-                <w:b w:val="false"/>
-                <w:u w:val="none"/>
-                <w:sz w:val="22"/>
-                <w:szCs w:val="22"/>
-                <w:color w:val="000000"/>
-              </w:rPr>
-              <w:t xml:space="preserve">0.057</w:t>
+              <w:t xml:space="preserve">0.13, 1.04</w:t>
+            </w:r>
+          </w:p>
+        </w:tc>
+        <w:tc>
+          <w:tcPr>
+            <w:tcBorders>
+              <w:bottom w:val="none" w:sz="0" w:space="0" w:color="000000"/>
+              <w:top w:val="none" w:sz="0" w:space="0" w:color="000000"/>
+              <w:left w:val="none" w:sz="0" w:space="0" w:color="000000"/>
+              <w:right w:val="none" w:sz="0" w:space="0" w:color="000000"/>
+            </w:tcBorders>
+            <w:shd w:val="clear" w:color="auto" w:fill="FFFFFF"/>
+            <w:tcMar>
+              <w:top w:w="0" w:type="dxa"/>
+              <w:bottom w:w="0" w:type="dxa"/>
+              <w:left w:w="0" w:type="dxa"/>
+              <w:right w:w="0" w:type="dxa"/>
+            </w:tcMar>
+            <w:vAlign w:val="top"/>
+          </w:tcPr>
+          <w:p>
+            <w:pPr>
+              <w:pStyle w:val="Normal"/>
+              <w:jc w:val="center"/>
+              <w:pBdr>
+                <w:bottom w:val="none" w:sz="0" w:space="0" w:color="000000"/>
+                <w:top w:val="none" w:sz="0" w:space="0" w:color="000000"/>
+                <w:left w:val="none" w:sz="0" w:space="0" w:color="000000"/>
+                <w:right w:val="none" w:sz="0" w:space="0" w:color="000000"/>
+              </w:pBdr>
+              <w:spacing w:after="100" w:before="100" w:line="240"/>
+              <w:ind w:left="100" w:right="100" w:firstLine="0" w:firstLineChars="0"/>
+              <w:rPr>
+                <w:rFonts w:ascii="Helvetica" w:hAnsi="Helvetica" w:eastAsia="Helvetica" w:cs="Helvetica"/>
+                <w:i w:val="false"/>
+                <w:b w:val="false"/>
+                <w:u w:val="none"/>
+                <w:sz w:val="22"/>
+                <w:szCs w:val="22"/>
+                <w:color w:val="000000"/>
+              </w:rPr>
+            </w:pPr>
+            <w:r>
+              <w:rPr>
+                <w:rFonts w:ascii="Helvetica" w:hAnsi="Helvetica" w:eastAsia="Helvetica" w:cs="Helvetica"/>
+                <w:i w:val="false"/>
+                <w:b w:val="false"/>
+                <w:u w:val="none"/>
+                <w:sz w:val="22"/>
+                <w:szCs w:val="22"/>
+                <w:color w:val="000000"/>
+              </w:rPr>
+              <w:t xml:space="preserve">0.058</w:t>
             </w:r>
           </w:p>
         </w:tc>
@@ -6416,113 +6416,113 @@
                 <w:szCs w:val="22"/>
                 <w:color w:val="000000"/>
               </w:rPr>
-              <w:t xml:space="preserve">0.80</w:t>
-            </w:r>
-          </w:p>
-        </w:tc>
-        <w:tc>
-          <w:tcPr>
-            <w:tcBorders>
-              <w:bottom w:val="none" w:sz="0" w:space="0" w:color="000000"/>
-              <w:top w:val="none" w:sz="0" w:space="0" w:color="000000"/>
-              <w:left w:val="none" w:sz="0" w:space="0" w:color="000000"/>
-              <w:right w:val="none" w:sz="0" w:space="0" w:color="000000"/>
-            </w:tcBorders>
-            <w:shd w:val="clear" w:color="auto" w:fill="FFFFFF"/>
-            <w:tcMar>
-              <w:top w:w="0" w:type="dxa"/>
-              <w:bottom w:w="0" w:type="dxa"/>
-              <w:left w:w="0" w:type="dxa"/>
-              <w:right w:w="0" w:type="dxa"/>
-            </w:tcMar>
-            <w:vAlign w:val="top"/>
-          </w:tcPr>
-          <w:p>
-            <w:pPr>
-              <w:pStyle w:val="Normal"/>
-              <w:jc w:val="center"/>
-              <w:pBdr>
-                <w:bottom w:val="none" w:sz="0" w:space="0" w:color="000000"/>
-                <w:top w:val="none" w:sz="0" w:space="0" w:color="000000"/>
-                <w:left w:val="none" w:sz="0" w:space="0" w:color="000000"/>
-                <w:right w:val="none" w:sz="0" w:space="0" w:color="000000"/>
-              </w:pBdr>
-              <w:spacing w:after="100" w:before="100" w:line="240"/>
-              <w:ind w:left="100" w:right="100" w:firstLine="0" w:firstLineChars="0"/>
-              <w:rPr>
-                <w:rFonts w:ascii="Helvetica" w:hAnsi="Helvetica" w:eastAsia="Helvetica" w:cs="Helvetica"/>
-                <w:i w:val="false"/>
-                <w:b w:val="false"/>
-                <w:u w:val="none"/>
-                <w:sz w:val="22"/>
-                <w:szCs w:val="22"/>
-                <w:color w:val="000000"/>
-              </w:rPr>
-            </w:pPr>
-            <w:r>
-              <w:rPr>
-                <w:rFonts w:ascii="Helvetica" w:hAnsi="Helvetica" w:eastAsia="Helvetica" w:cs="Helvetica"/>
-                <w:i w:val="false"/>
-                <w:b w:val="false"/>
-                <w:u w:val="none"/>
-                <w:sz w:val="22"/>
-                <w:szCs w:val="22"/>
-                <w:color w:val="000000"/>
-              </w:rPr>
-              <w:t xml:space="preserve">0.23, 2.84</w:t>
-            </w:r>
-          </w:p>
-        </w:tc>
-        <w:tc>
-          <w:tcPr>
-            <w:tcBorders>
-              <w:bottom w:val="none" w:sz="0" w:space="0" w:color="000000"/>
-              <w:top w:val="none" w:sz="0" w:space="0" w:color="000000"/>
-              <w:left w:val="none" w:sz="0" w:space="0" w:color="000000"/>
-              <w:right w:val="none" w:sz="0" w:space="0" w:color="000000"/>
-            </w:tcBorders>
-            <w:shd w:val="clear" w:color="auto" w:fill="FFFFFF"/>
-            <w:tcMar>
-              <w:top w:w="0" w:type="dxa"/>
-              <w:bottom w:w="0" w:type="dxa"/>
-              <w:left w:w="0" w:type="dxa"/>
-              <w:right w:w="0" w:type="dxa"/>
-            </w:tcMar>
-            <w:vAlign w:val="top"/>
-          </w:tcPr>
-          <w:p>
-            <w:pPr>
-              <w:pStyle w:val="Normal"/>
-              <w:jc w:val="center"/>
-              <w:pBdr>
-                <w:bottom w:val="none" w:sz="0" w:space="0" w:color="000000"/>
-                <w:top w:val="none" w:sz="0" w:space="0" w:color="000000"/>
-                <w:left w:val="none" w:sz="0" w:space="0" w:color="000000"/>
-                <w:right w:val="none" w:sz="0" w:space="0" w:color="000000"/>
-              </w:pBdr>
-              <w:spacing w:after="100" w:before="100" w:line="240"/>
-              <w:ind w:left="100" w:right="100" w:firstLine="0" w:firstLineChars="0"/>
-              <w:rPr>
-                <w:rFonts w:ascii="Helvetica" w:hAnsi="Helvetica" w:eastAsia="Helvetica" w:cs="Helvetica"/>
-                <w:i w:val="false"/>
-                <w:b w:val="false"/>
-                <w:u w:val="none"/>
-                <w:sz w:val="22"/>
-                <w:szCs w:val="22"/>
-                <w:color w:val="000000"/>
-              </w:rPr>
-            </w:pPr>
-            <w:r>
-              <w:rPr>
-                <w:rFonts w:ascii="Helvetica" w:hAnsi="Helvetica" w:eastAsia="Helvetica" w:cs="Helvetica"/>
-                <w:i w:val="false"/>
-                <w:b w:val="false"/>
-                <w:u w:val="none"/>
-                <w:sz w:val="22"/>
-                <w:szCs w:val="22"/>
-                <w:color w:val="000000"/>
-              </w:rPr>
-              <w:t xml:space="preserve">0.730</w:t>
+              <w:t xml:space="preserve">0.81</w:t>
+            </w:r>
+          </w:p>
+        </w:tc>
+        <w:tc>
+          <w:tcPr>
+            <w:tcBorders>
+              <w:bottom w:val="none" w:sz="0" w:space="0" w:color="000000"/>
+              <w:top w:val="none" w:sz="0" w:space="0" w:color="000000"/>
+              <w:left w:val="none" w:sz="0" w:space="0" w:color="000000"/>
+              <w:right w:val="none" w:sz="0" w:space="0" w:color="000000"/>
+            </w:tcBorders>
+            <w:shd w:val="clear" w:color="auto" w:fill="FFFFFF"/>
+            <w:tcMar>
+              <w:top w:w="0" w:type="dxa"/>
+              <w:bottom w:w="0" w:type="dxa"/>
+              <w:left w:w="0" w:type="dxa"/>
+              <w:right w:w="0" w:type="dxa"/>
+            </w:tcMar>
+            <w:vAlign w:val="top"/>
+          </w:tcPr>
+          <w:p>
+            <w:pPr>
+              <w:pStyle w:val="Normal"/>
+              <w:jc w:val="center"/>
+              <w:pBdr>
+                <w:bottom w:val="none" w:sz="0" w:space="0" w:color="000000"/>
+                <w:top w:val="none" w:sz="0" w:space="0" w:color="000000"/>
+                <w:left w:val="none" w:sz="0" w:space="0" w:color="000000"/>
+                <w:right w:val="none" w:sz="0" w:space="0" w:color="000000"/>
+              </w:pBdr>
+              <w:spacing w:after="100" w:before="100" w:line="240"/>
+              <w:ind w:left="100" w:right="100" w:firstLine="0" w:firstLineChars="0"/>
+              <w:rPr>
+                <w:rFonts w:ascii="Helvetica" w:hAnsi="Helvetica" w:eastAsia="Helvetica" w:cs="Helvetica"/>
+                <w:i w:val="false"/>
+                <w:b w:val="false"/>
+                <w:u w:val="none"/>
+                <w:sz w:val="22"/>
+                <w:szCs w:val="22"/>
+                <w:color w:val="000000"/>
+              </w:rPr>
+            </w:pPr>
+            <w:r>
+              <w:rPr>
+                <w:rFonts w:ascii="Helvetica" w:hAnsi="Helvetica" w:eastAsia="Helvetica" w:cs="Helvetica"/>
+                <w:i w:val="false"/>
+                <w:b w:val="false"/>
+                <w:u w:val="none"/>
+                <w:sz w:val="22"/>
+                <w:szCs w:val="22"/>
+                <w:color w:val="000000"/>
+              </w:rPr>
+              <w:t xml:space="preserve">0.23, 2.85</w:t>
+            </w:r>
+          </w:p>
+        </w:tc>
+        <w:tc>
+          <w:tcPr>
+            <w:tcBorders>
+              <w:bottom w:val="none" w:sz="0" w:space="0" w:color="000000"/>
+              <w:top w:val="none" w:sz="0" w:space="0" w:color="000000"/>
+              <w:left w:val="none" w:sz="0" w:space="0" w:color="000000"/>
+              <w:right w:val="none" w:sz="0" w:space="0" w:color="000000"/>
+            </w:tcBorders>
+            <w:shd w:val="clear" w:color="auto" w:fill="FFFFFF"/>
+            <w:tcMar>
+              <w:top w:w="0" w:type="dxa"/>
+              <w:bottom w:w="0" w:type="dxa"/>
+              <w:left w:w="0" w:type="dxa"/>
+              <w:right w:w="0" w:type="dxa"/>
+            </w:tcMar>
+            <w:vAlign w:val="top"/>
+          </w:tcPr>
+          <w:p>
+            <w:pPr>
+              <w:pStyle w:val="Normal"/>
+              <w:jc w:val="center"/>
+              <w:pBdr>
+                <w:bottom w:val="none" w:sz="0" w:space="0" w:color="000000"/>
+                <w:top w:val="none" w:sz="0" w:space="0" w:color="000000"/>
+                <w:left w:val="none" w:sz="0" w:space="0" w:color="000000"/>
+                <w:right w:val="none" w:sz="0" w:space="0" w:color="000000"/>
+              </w:pBdr>
+              <w:spacing w:after="100" w:before="100" w:line="240"/>
+              <w:ind w:left="100" w:right="100" w:firstLine="0" w:firstLineChars="0"/>
+              <w:rPr>
+                <w:rFonts w:ascii="Helvetica" w:hAnsi="Helvetica" w:eastAsia="Helvetica" w:cs="Helvetica"/>
+                <w:i w:val="false"/>
+                <w:b w:val="false"/>
+                <w:u w:val="none"/>
+                <w:sz w:val="22"/>
+                <w:szCs w:val="22"/>
+                <w:color w:val="000000"/>
+              </w:rPr>
+            </w:pPr>
+            <w:r>
+              <w:rPr>
+                <w:rFonts w:ascii="Helvetica" w:hAnsi="Helvetica" w:eastAsia="Helvetica" w:cs="Helvetica"/>
+                <w:i w:val="false"/>
+                <w:b w:val="false"/>
+                <w:u w:val="none"/>
+                <w:sz w:val="22"/>
+                <w:szCs w:val="22"/>
+                <w:color w:val="000000"/>
+              </w:rPr>
+              <w:t xml:space="preserve">0.740</w:t>
             </w:r>
           </w:p>
         </w:tc>
@@ -6793,7 +6793,7 @@
                 <w:szCs w:val="22"/>
                 <w:color w:val="000000"/>
               </w:rPr>
-              <w:t xml:space="preserve">0.770</w:t>
+              <w:t xml:space="preserve">0.780</w:t>
             </w:r>
           </w:p>
         </w:tc>
@@ -6952,7 +6952,7 @@
                 <w:szCs w:val="22"/>
                 <w:color w:val="000000"/>
               </w:rPr>
-              <w:t xml:space="preserve">0.36, 2.25</w:t>
+              <w:t xml:space="preserve">0.36, 2.26</w:t>
             </w:r>
           </w:p>
         </w:tc>
@@ -7223,60 +7223,60 @@
                 <w:szCs w:val="22"/>
                 <w:color w:val="000000"/>
               </w:rPr>
-              <w:t xml:space="preserve">0.60, 2.27</w:t>
-            </w:r>
-          </w:p>
-        </w:tc>
-        <w:tc>
-          <w:tcPr>
-            <w:tcBorders>
-              <w:bottom w:val="none" w:sz="0" w:space="0" w:color="000000"/>
-              <w:top w:val="none" w:sz="0" w:space="0" w:color="000000"/>
-              <w:left w:val="none" w:sz="0" w:space="0" w:color="000000"/>
-              <w:right w:val="none" w:sz="0" w:space="0" w:color="000000"/>
-            </w:tcBorders>
-            <w:shd w:val="clear" w:color="auto" w:fill="FFFFFF"/>
-            <w:tcMar>
-              <w:top w:w="0" w:type="dxa"/>
-              <w:bottom w:w="0" w:type="dxa"/>
-              <w:left w:w="0" w:type="dxa"/>
-              <w:right w:w="0" w:type="dxa"/>
-            </w:tcMar>
-            <w:vAlign w:val="top"/>
-          </w:tcPr>
-          <w:p>
-            <w:pPr>
-              <w:pStyle w:val="Normal"/>
-              <w:jc w:val="center"/>
-              <w:pBdr>
-                <w:bottom w:val="none" w:sz="0" w:space="0" w:color="000000"/>
-                <w:top w:val="none" w:sz="0" w:space="0" w:color="000000"/>
-                <w:left w:val="none" w:sz="0" w:space="0" w:color="000000"/>
-                <w:right w:val="none" w:sz="0" w:space="0" w:color="000000"/>
-              </w:pBdr>
-              <w:spacing w:after="100" w:before="100" w:line="240"/>
-              <w:ind w:left="100" w:right="100" w:firstLine="0" w:firstLineChars="0"/>
-              <w:rPr>
-                <w:rFonts w:ascii="Helvetica" w:hAnsi="Helvetica" w:eastAsia="Helvetica" w:cs="Helvetica"/>
-                <w:i w:val="false"/>
-                <w:b w:val="false"/>
-                <w:u w:val="none"/>
-                <w:sz w:val="22"/>
-                <w:szCs w:val="22"/>
-                <w:color w:val="000000"/>
-              </w:rPr>
-            </w:pPr>
-            <w:r>
-              <w:rPr>
-                <w:rFonts w:ascii="Helvetica" w:hAnsi="Helvetica" w:eastAsia="Helvetica" w:cs="Helvetica"/>
-                <w:i w:val="false"/>
-                <w:b w:val="false"/>
-                <w:u w:val="none"/>
-                <w:sz w:val="22"/>
-                <w:szCs w:val="22"/>
-                <w:color w:val="000000"/>
-              </w:rPr>
-              <w:t xml:space="preserve">0.650</w:t>
+              <w:t xml:space="preserve">0.60, 2.28</w:t>
+            </w:r>
+          </w:p>
+        </w:tc>
+        <w:tc>
+          <w:tcPr>
+            <w:tcBorders>
+              <w:bottom w:val="none" w:sz="0" w:space="0" w:color="000000"/>
+              <w:top w:val="none" w:sz="0" w:space="0" w:color="000000"/>
+              <w:left w:val="none" w:sz="0" w:space="0" w:color="000000"/>
+              <w:right w:val="none" w:sz="0" w:space="0" w:color="000000"/>
+            </w:tcBorders>
+            <w:shd w:val="clear" w:color="auto" w:fill="FFFFFF"/>
+            <w:tcMar>
+              <w:top w:w="0" w:type="dxa"/>
+              <w:bottom w:w="0" w:type="dxa"/>
+              <w:left w:w="0" w:type="dxa"/>
+              <w:right w:w="0" w:type="dxa"/>
+            </w:tcMar>
+            <w:vAlign w:val="top"/>
+          </w:tcPr>
+          <w:p>
+            <w:pPr>
+              <w:pStyle w:val="Normal"/>
+              <w:jc w:val="center"/>
+              <w:pBdr>
+                <w:bottom w:val="none" w:sz="0" w:space="0" w:color="000000"/>
+                <w:top w:val="none" w:sz="0" w:space="0" w:color="000000"/>
+                <w:left w:val="none" w:sz="0" w:space="0" w:color="000000"/>
+                <w:right w:val="none" w:sz="0" w:space="0" w:color="000000"/>
+              </w:pBdr>
+              <w:spacing w:after="100" w:before="100" w:line="240"/>
+              <w:ind w:left="100" w:right="100" w:firstLine="0" w:firstLineChars="0"/>
+              <w:rPr>
+                <w:rFonts w:ascii="Helvetica" w:hAnsi="Helvetica" w:eastAsia="Helvetica" w:cs="Helvetica"/>
+                <w:i w:val="false"/>
+                <w:b w:val="false"/>
+                <w:u w:val="none"/>
+                <w:sz w:val="22"/>
+                <w:szCs w:val="22"/>
+                <w:color w:val="000000"/>
+              </w:rPr>
+            </w:pPr>
+            <w:r>
+              <w:rPr>
+                <w:rFonts w:ascii="Helvetica" w:hAnsi="Helvetica" w:eastAsia="Helvetica" w:cs="Helvetica"/>
+                <w:i w:val="false"/>
+                <w:b w:val="false"/>
+                <w:u w:val="none"/>
+                <w:sz w:val="22"/>
+                <w:szCs w:val="22"/>
+                <w:color w:val="000000"/>
+              </w:rPr>
+              <w:t xml:space="preserve">0.640</w:t>
             </w:r>
           </w:p>
         </w:tc>
@@ -7382,113 +7382,113 @@
                 <w:szCs w:val="22"/>
                 <w:color w:val="000000"/>
               </w:rPr>
-              <w:t xml:space="preserve">1.27</w:t>
-            </w:r>
-          </w:p>
-        </w:tc>
-        <w:tc>
-          <w:tcPr>
-            <w:tcBorders>
-              <w:bottom w:val="none" w:sz="0" w:space="0" w:color="000000"/>
-              <w:top w:val="none" w:sz="0" w:space="0" w:color="000000"/>
-              <w:left w:val="none" w:sz="0" w:space="0" w:color="000000"/>
-              <w:right w:val="none" w:sz="0" w:space="0" w:color="000000"/>
-            </w:tcBorders>
-            <w:shd w:val="clear" w:color="auto" w:fill="FFFFFF"/>
-            <w:tcMar>
-              <w:top w:w="0" w:type="dxa"/>
-              <w:bottom w:w="0" w:type="dxa"/>
-              <w:left w:w="0" w:type="dxa"/>
-              <w:right w:w="0" w:type="dxa"/>
-            </w:tcMar>
-            <w:vAlign w:val="top"/>
-          </w:tcPr>
-          <w:p>
-            <w:pPr>
-              <w:pStyle w:val="Normal"/>
-              <w:jc w:val="center"/>
-              <w:pBdr>
-                <w:bottom w:val="none" w:sz="0" w:space="0" w:color="000000"/>
-                <w:top w:val="none" w:sz="0" w:space="0" w:color="000000"/>
-                <w:left w:val="none" w:sz="0" w:space="0" w:color="000000"/>
-                <w:right w:val="none" w:sz="0" w:space="0" w:color="000000"/>
-              </w:pBdr>
-              <w:spacing w:after="100" w:before="100" w:line="240"/>
-              <w:ind w:left="100" w:right="100" w:firstLine="0" w:firstLineChars="0"/>
-              <w:rPr>
-                <w:rFonts w:ascii="Helvetica" w:hAnsi="Helvetica" w:eastAsia="Helvetica" w:cs="Helvetica"/>
-                <w:i w:val="false"/>
-                <w:b w:val="false"/>
-                <w:u w:val="none"/>
-                <w:sz w:val="22"/>
-                <w:szCs w:val="22"/>
-                <w:color w:val="000000"/>
-              </w:rPr>
-            </w:pPr>
-            <w:r>
-              <w:rPr>
-                <w:rFonts w:ascii="Helvetica" w:hAnsi="Helvetica" w:eastAsia="Helvetica" w:cs="Helvetica"/>
-                <w:i w:val="false"/>
-                <w:b w:val="false"/>
-                <w:u w:val="none"/>
-                <w:sz w:val="22"/>
-                <w:szCs w:val="22"/>
-                <w:color w:val="000000"/>
-              </w:rPr>
-              <w:t xml:space="preserve">0.38, 4.28</w:t>
-            </w:r>
-          </w:p>
-        </w:tc>
-        <w:tc>
-          <w:tcPr>
-            <w:tcBorders>
-              <w:bottom w:val="none" w:sz="0" w:space="0" w:color="000000"/>
-              <w:top w:val="none" w:sz="0" w:space="0" w:color="000000"/>
-              <w:left w:val="none" w:sz="0" w:space="0" w:color="000000"/>
-              <w:right w:val="none" w:sz="0" w:space="0" w:color="000000"/>
-            </w:tcBorders>
-            <w:shd w:val="clear" w:color="auto" w:fill="FFFFFF"/>
-            <w:tcMar>
-              <w:top w:w="0" w:type="dxa"/>
-              <w:bottom w:w="0" w:type="dxa"/>
-              <w:left w:w="0" w:type="dxa"/>
-              <w:right w:w="0" w:type="dxa"/>
-            </w:tcMar>
-            <w:vAlign w:val="top"/>
-          </w:tcPr>
-          <w:p>
-            <w:pPr>
-              <w:pStyle w:val="Normal"/>
-              <w:jc w:val="center"/>
-              <w:pBdr>
-                <w:bottom w:val="none" w:sz="0" w:space="0" w:color="000000"/>
-                <w:top w:val="none" w:sz="0" w:space="0" w:color="000000"/>
-                <w:left w:val="none" w:sz="0" w:space="0" w:color="000000"/>
-                <w:right w:val="none" w:sz="0" w:space="0" w:color="000000"/>
-              </w:pBdr>
-              <w:spacing w:after="100" w:before="100" w:line="240"/>
-              <w:ind w:left="100" w:right="100" w:firstLine="0" w:firstLineChars="0"/>
-              <w:rPr>
-                <w:rFonts w:ascii="Helvetica" w:hAnsi="Helvetica" w:eastAsia="Helvetica" w:cs="Helvetica"/>
-                <w:i w:val="false"/>
-                <w:b w:val="false"/>
-                <w:u w:val="none"/>
-                <w:sz w:val="22"/>
-                <w:szCs w:val="22"/>
-                <w:color w:val="000000"/>
-              </w:rPr>
-            </w:pPr>
-            <w:r>
-              <w:rPr>
-                <w:rFonts w:ascii="Helvetica" w:hAnsi="Helvetica" w:eastAsia="Helvetica" w:cs="Helvetica"/>
-                <w:i w:val="false"/>
-                <w:b w:val="false"/>
-                <w:u w:val="none"/>
-                <w:sz w:val="22"/>
-                <w:szCs w:val="22"/>
-                <w:color w:val="000000"/>
-              </w:rPr>
-              <w:t xml:space="preserve">0.700</w:t>
+              <w:t xml:space="preserve">1.28</w:t>
+            </w:r>
+          </w:p>
+        </w:tc>
+        <w:tc>
+          <w:tcPr>
+            <w:tcBorders>
+              <w:bottom w:val="none" w:sz="0" w:space="0" w:color="000000"/>
+              <w:top w:val="none" w:sz="0" w:space="0" w:color="000000"/>
+              <w:left w:val="none" w:sz="0" w:space="0" w:color="000000"/>
+              <w:right w:val="none" w:sz="0" w:space="0" w:color="000000"/>
+            </w:tcBorders>
+            <w:shd w:val="clear" w:color="auto" w:fill="FFFFFF"/>
+            <w:tcMar>
+              <w:top w:w="0" w:type="dxa"/>
+              <w:bottom w:w="0" w:type="dxa"/>
+              <w:left w:w="0" w:type="dxa"/>
+              <w:right w:w="0" w:type="dxa"/>
+            </w:tcMar>
+            <w:vAlign w:val="top"/>
+          </w:tcPr>
+          <w:p>
+            <w:pPr>
+              <w:pStyle w:val="Normal"/>
+              <w:jc w:val="center"/>
+              <w:pBdr>
+                <w:bottom w:val="none" w:sz="0" w:space="0" w:color="000000"/>
+                <w:top w:val="none" w:sz="0" w:space="0" w:color="000000"/>
+                <w:left w:val="none" w:sz="0" w:space="0" w:color="000000"/>
+                <w:right w:val="none" w:sz="0" w:space="0" w:color="000000"/>
+              </w:pBdr>
+              <w:spacing w:after="100" w:before="100" w:line="240"/>
+              <w:ind w:left="100" w:right="100" w:firstLine="0" w:firstLineChars="0"/>
+              <w:rPr>
+                <w:rFonts w:ascii="Helvetica" w:hAnsi="Helvetica" w:eastAsia="Helvetica" w:cs="Helvetica"/>
+                <w:i w:val="false"/>
+                <w:b w:val="false"/>
+                <w:u w:val="none"/>
+                <w:sz w:val="22"/>
+                <w:szCs w:val="22"/>
+                <w:color w:val="000000"/>
+              </w:rPr>
+            </w:pPr>
+            <w:r>
+              <w:rPr>
+                <w:rFonts w:ascii="Helvetica" w:hAnsi="Helvetica" w:eastAsia="Helvetica" w:cs="Helvetica"/>
+                <w:i w:val="false"/>
+                <w:b w:val="false"/>
+                <w:u w:val="none"/>
+                <w:sz w:val="22"/>
+                <w:szCs w:val="22"/>
+                <w:color w:val="000000"/>
+              </w:rPr>
+              <w:t xml:space="preserve">0.38, 4.32</w:t>
+            </w:r>
+          </w:p>
+        </w:tc>
+        <w:tc>
+          <w:tcPr>
+            <w:tcBorders>
+              <w:bottom w:val="none" w:sz="0" w:space="0" w:color="000000"/>
+              <w:top w:val="none" w:sz="0" w:space="0" w:color="000000"/>
+              <w:left w:val="none" w:sz="0" w:space="0" w:color="000000"/>
+              <w:right w:val="none" w:sz="0" w:space="0" w:color="000000"/>
+            </w:tcBorders>
+            <w:shd w:val="clear" w:color="auto" w:fill="FFFFFF"/>
+            <w:tcMar>
+              <w:top w:w="0" w:type="dxa"/>
+              <w:bottom w:w="0" w:type="dxa"/>
+              <w:left w:w="0" w:type="dxa"/>
+              <w:right w:w="0" w:type="dxa"/>
+            </w:tcMar>
+            <w:vAlign w:val="top"/>
+          </w:tcPr>
+          <w:p>
+            <w:pPr>
+              <w:pStyle w:val="Normal"/>
+              <w:jc w:val="center"/>
+              <w:pBdr>
+                <w:bottom w:val="none" w:sz="0" w:space="0" w:color="000000"/>
+                <w:top w:val="none" w:sz="0" w:space="0" w:color="000000"/>
+                <w:left w:val="none" w:sz="0" w:space="0" w:color="000000"/>
+                <w:right w:val="none" w:sz="0" w:space="0" w:color="000000"/>
+              </w:pBdr>
+              <w:spacing w:after="100" w:before="100" w:line="240"/>
+              <w:ind w:left="100" w:right="100" w:firstLine="0" w:firstLineChars="0"/>
+              <w:rPr>
+                <w:rFonts w:ascii="Helvetica" w:hAnsi="Helvetica" w:eastAsia="Helvetica" w:cs="Helvetica"/>
+                <w:i w:val="false"/>
+                <w:b w:val="false"/>
+                <w:u w:val="none"/>
+                <w:sz w:val="22"/>
+                <w:szCs w:val="22"/>
+                <w:color w:val="000000"/>
+              </w:rPr>
+            </w:pPr>
+            <w:r>
+              <w:rPr>
+                <w:rFonts w:ascii="Helvetica" w:hAnsi="Helvetica" w:eastAsia="Helvetica" w:cs="Helvetica"/>
+                <w:i w:val="false"/>
+                <w:b w:val="false"/>
+                <w:u w:val="none"/>
+                <w:sz w:val="22"/>
+                <w:szCs w:val="22"/>
+                <w:color w:val="000000"/>
+              </w:rPr>
+              <w:t xml:space="preserve">0.690</w:t>
             </w:r>
           </w:p>
         </w:tc>
@@ -7706,7 +7706,7 @@
                 <w:szCs w:val="22"/>
                 <w:color w:val="000000"/>
               </w:rPr>
-              <w:t xml:space="preserve">0.22, 0.78</w:t>
+              <w:t xml:space="preserve">0.22, 0.79</w:t>
             </w:r>
           </w:p>
         </w:tc>
@@ -7918,7 +7918,7 @@
                 <w:szCs w:val="22"/>
                 <w:color w:val="000000"/>
               </w:rPr>
-              <w:t xml:space="preserve">0.21, 1.68</w:t>
+              <w:t xml:space="preserve">0.21, 1.67</w:t>
             </w:r>
           </w:p>
         </w:tc>
@@ -8189,60 +8189,60 @@
                 <w:szCs w:val="22"/>
                 <w:color w:val="000000"/>
               </w:rPr>
-              <w:t xml:space="preserve">0.47, 1.36</w:t>
-            </w:r>
-          </w:p>
-        </w:tc>
-        <w:tc>
-          <w:tcPr>
-            <w:tcBorders>
-              <w:bottom w:val="none" w:sz="0" w:space="0" w:color="000000"/>
-              <w:top w:val="none" w:sz="0" w:space="0" w:color="000000"/>
-              <w:left w:val="none" w:sz="0" w:space="0" w:color="000000"/>
-              <w:right w:val="none" w:sz="0" w:space="0" w:color="000000"/>
-            </w:tcBorders>
-            <w:shd w:val="clear" w:color="auto" w:fill="FFFFFF"/>
-            <w:tcMar>
-              <w:top w:w="0" w:type="dxa"/>
-              <w:bottom w:w="0" w:type="dxa"/>
-              <w:left w:w="0" w:type="dxa"/>
-              <w:right w:w="0" w:type="dxa"/>
-            </w:tcMar>
-            <w:vAlign w:val="top"/>
-          </w:tcPr>
-          <w:p>
-            <w:pPr>
-              <w:pStyle w:val="Normal"/>
-              <w:jc w:val="center"/>
-              <w:pBdr>
-                <w:bottom w:val="none" w:sz="0" w:space="0" w:color="000000"/>
-                <w:top w:val="none" w:sz="0" w:space="0" w:color="000000"/>
-                <w:left w:val="none" w:sz="0" w:space="0" w:color="000000"/>
-                <w:right w:val="none" w:sz="0" w:space="0" w:color="000000"/>
-              </w:pBdr>
-              <w:spacing w:after="100" w:before="100" w:line="240"/>
-              <w:ind w:left="100" w:right="100" w:firstLine="0" w:firstLineChars="0"/>
-              <w:rPr>
-                <w:rFonts w:ascii="Helvetica" w:hAnsi="Helvetica" w:eastAsia="Helvetica" w:cs="Helvetica"/>
-                <w:i w:val="false"/>
-                <w:b w:val="false"/>
-                <w:u w:val="none"/>
-                <w:sz w:val="22"/>
-                <w:szCs w:val="22"/>
-                <w:color w:val="000000"/>
-              </w:rPr>
-            </w:pPr>
-            <w:r>
-              <w:rPr>
-                <w:rFonts w:ascii="Helvetica" w:hAnsi="Helvetica" w:eastAsia="Helvetica" w:cs="Helvetica"/>
-                <w:i w:val="false"/>
-                <w:b w:val="false"/>
-                <w:u w:val="none"/>
-                <w:sz w:val="22"/>
-                <w:szCs w:val="22"/>
-                <w:color w:val="000000"/>
-              </w:rPr>
-              <w:t xml:space="preserve">0.420</w:t>
+              <w:t xml:space="preserve">0.47, 1.35</w:t>
+            </w:r>
+          </w:p>
+        </w:tc>
+        <w:tc>
+          <w:tcPr>
+            <w:tcBorders>
+              <w:bottom w:val="none" w:sz="0" w:space="0" w:color="000000"/>
+              <w:top w:val="none" w:sz="0" w:space="0" w:color="000000"/>
+              <w:left w:val="none" w:sz="0" w:space="0" w:color="000000"/>
+              <w:right w:val="none" w:sz="0" w:space="0" w:color="000000"/>
+            </w:tcBorders>
+            <w:shd w:val="clear" w:color="auto" w:fill="FFFFFF"/>
+            <w:tcMar>
+              <w:top w:w="0" w:type="dxa"/>
+              <w:bottom w:w="0" w:type="dxa"/>
+              <w:left w:w="0" w:type="dxa"/>
+              <w:right w:w="0" w:type="dxa"/>
+            </w:tcMar>
+            <w:vAlign w:val="top"/>
+          </w:tcPr>
+          <w:p>
+            <w:pPr>
+              <w:pStyle w:val="Normal"/>
+              <w:jc w:val="center"/>
+              <w:pBdr>
+                <w:bottom w:val="none" w:sz="0" w:space="0" w:color="000000"/>
+                <w:top w:val="none" w:sz="0" w:space="0" w:color="000000"/>
+                <w:left w:val="none" w:sz="0" w:space="0" w:color="000000"/>
+                <w:right w:val="none" w:sz="0" w:space="0" w:color="000000"/>
+              </w:pBdr>
+              <w:spacing w:after="100" w:before="100" w:line="240"/>
+              <w:ind w:left="100" w:right="100" w:firstLine="0" w:firstLineChars="0"/>
+              <w:rPr>
+                <w:rFonts w:ascii="Helvetica" w:hAnsi="Helvetica" w:eastAsia="Helvetica" w:cs="Helvetica"/>
+                <w:i w:val="false"/>
+                <w:b w:val="false"/>
+                <w:u w:val="none"/>
+                <w:sz w:val="22"/>
+                <w:szCs w:val="22"/>
+                <w:color w:val="000000"/>
+              </w:rPr>
+            </w:pPr>
+            <w:r>
+              <w:rPr>
+                <w:rFonts w:ascii="Helvetica" w:hAnsi="Helvetica" w:eastAsia="Helvetica" w:cs="Helvetica"/>
+                <w:i w:val="false"/>
+                <w:b w:val="false"/>
+                <w:u w:val="none"/>
+                <w:sz w:val="22"/>
+                <w:szCs w:val="22"/>
+                <w:color w:val="000000"/>
+              </w:rPr>
+              <w:t xml:space="preserve">0.400</w:t>
             </w:r>
           </w:p>
         </w:tc>
@@ -8348,60 +8348,60 @@
                 <w:szCs w:val="22"/>
                 <w:color w:val="000000"/>
               </w:rPr>
-              <w:t xml:space="preserve">0.73</w:t>
-            </w:r>
-          </w:p>
-        </w:tc>
-        <w:tc>
-          <w:tcPr>
-            <w:tcBorders>
-              <w:bottom w:val="none" w:sz="0" w:space="0" w:color="000000"/>
-              <w:top w:val="none" w:sz="0" w:space="0" w:color="000000"/>
-              <w:left w:val="none" w:sz="0" w:space="0" w:color="000000"/>
-              <w:right w:val="none" w:sz="0" w:space="0" w:color="000000"/>
-            </w:tcBorders>
-            <w:shd w:val="clear" w:color="auto" w:fill="FFFFFF"/>
-            <w:tcMar>
-              <w:top w:w="0" w:type="dxa"/>
-              <w:bottom w:w="0" w:type="dxa"/>
-              <w:left w:w="0" w:type="dxa"/>
-              <w:right w:w="0" w:type="dxa"/>
-            </w:tcMar>
-            <w:vAlign w:val="top"/>
-          </w:tcPr>
-          <w:p>
-            <w:pPr>
-              <w:pStyle w:val="Normal"/>
-              <w:jc w:val="center"/>
-              <w:pBdr>
-                <w:bottom w:val="none" w:sz="0" w:space="0" w:color="000000"/>
-                <w:top w:val="none" w:sz="0" w:space="0" w:color="000000"/>
-                <w:left w:val="none" w:sz="0" w:space="0" w:color="000000"/>
-                <w:right w:val="none" w:sz="0" w:space="0" w:color="000000"/>
-              </w:pBdr>
-              <w:spacing w:after="100" w:before="100" w:line="240"/>
-              <w:ind w:left="100" w:right="100" w:firstLine="0" w:firstLineChars="0"/>
-              <w:rPr>
-                <w:rFonts w:ascii="Helvetica" w:hAnsi="Helvetica" w:eastAsia="Helvetica" w:cs="Helvetica"/>
-                <w:i w:val="false"/>
-                <w:b w:val="false"/>
-                <w:u w:val="none"/>
-                <w:sz w:val="22"/>
-                <w:szCs w:val="22"/>
-                <w:color w:val="000000"/>
-              </w:rPr>
-            </w:pPr>
-            <w:r>
-              <w:rPr>
-                <w:rFonts w:ascii="Helvetica" w:hAnsi="Helvetica" w:eastAsia="Helvetica" w:cs="Helvetica"/>
-                <w:i w:val="false"/>
-                <w:b w:val="false"/>
-                <w:u w:val="none"/>
-                <w:sz w:val="22"/>
-                <w:szCs w:val="22"/>
-                <w:color w:val="000000"/>
-              </w:rPr>
-              <w:t xml:space="preserve">0.29, 1.81</w:t>
+              <w:t xml:space="preserve">0.72</w:t>
+            </w:r>
+          </w:p>
+        </w:tc>
+        <w:tc>
+          <w:tcPr>
+            <w:tcBorders>
+              <w:bottom w:val="none" w:sz="0" w:space="0" w:color="000000"/>
+              <w:top w:val="none" w:sz="0" w:space="0" w:color="000000"/>
+              <w:left w:val="none" w:sz="0" w:space="0" w:color="000000"/>
+              <w:right w:val="none" w:sz="0" w:space="0" w:color="000000"/>
+            </w:tcBorders>
+            <w:shd w:val="clear" w:color="auto" w:fill="FFFFFF"/>
+            <w:tcMar>
+              <w:top w:w="0" w:type="dxa"/>
+              <w:bottom w:w="0" w:type="dxa"/>
+              <w:left w:w="0" w:type="dxa"/>
+              <w:right w:w="0" w:type="dxa"/>
+            </w:tcMar>
+            <w:vAlign w:val="top"/>
+          </w:tcPr>
+          <w:p>
+            <w:pPr>
+              <w:pStyle w:val="Normal"/>
+              <w:jc w:val="center"/>
+              <w:pBdr>
+                <w:bottom w:val="none" w:sz="0" w:space="0" w:color="000000"/>
+                <w:top w:val="none" w:sz="0" w:space="0" w:color="000000"/>
+                <w:left w:val="none" w:sz="0" w:space="0" w:color="000000"/>
+                <w:right w:val="none" w:sz="0" w:space="0" w:color="000000"/>
+              </w:pBdr>
+              <w:spacing w:after="100" w:before="100" w:line="240"/>
+              <w:ind w:left="100" w:right="100" w:firstLine="0" w:firstLineChars="0"/>
+              <w:rPr>
+                <w:rFonts w:ascii="Helvetica" w:hAnsi="Helvetica" w:eastAsia="Helvetica" w:cs="Helvetica"/>
+                <w:i w:val="false"/>
+                <w:b w:val="false"/>
+                <w:u w:val="none"/>
+                <w:sz w:val="22"/>
+                <w:szCs w:val="22"/>
+                <w:color w:val="000000"/>
+              </w:rPr>
+            </w:pPr>
+            <w:r>
+              <w:rPr>
+                <w:rFonts w:ascii="Helvetica" w:hAnsi="Helvetica" w:eastAsia="Helvetica" w:cs="Helvetica"/>
+                <w:i w:val="false"/>
+                <w:b w:val="false"/>
+                <w:u w:val="none"/>
+                <w:sz w:val="22"/>
+                <w:szCs w:val="22"/>
+                <w:color w:val="000000"/>
+              </w:rPr>
+              <w:t xml:space="preserve">0.29, 1.80</w:t>
             </w:r>
           </w:p>
         </w:tc>
@@ -8619,113 +8619,113 @@
                 <w:szCs w:val="22"/>
                 <w:color w:val="000000"/>
               </w:rPr>
-              <w:t xml:space="preserve">0.83</w:t>
-            </w:r>
-          </w:p>
-        </w:tc>
-        <w:tc>
-          <w:tcPr>
-            <w:tcBorders>
-              <w:bottom w:val="none" w:sz="0" w:space="0" w:color="000000"/>
-              <w:top w:val="none" w:sz="0" w:space="0" w:color="000000"/>
-              <w:left w:val="none" w:sz="0" w:space="0" w:color="000000"/>
-              <w:right w:val="none" w:sz="0" w:space="0" w:color="000000"/>
-            </w:tcBorders>
-            <w:shd w:val="clear" w:color="auto" w:fill="FFFFFF"/>
-            <w:tcMar>
-              <w:top w:w="0" w:type="dxa"/>
-              <w:bottom w:w="0" w:type="dxa"/>
-              <w:left w:w="0" w:type="dxa"/>
-              <w:right w:w="0" w:type="dxa"/>
-            </w:tcMar>
-            <w:vAlign w:val="top"/>
-          </w:tcPr>
-          <w:p>
-            <w:pPr>
-              <w:pStyle w:val="Normal"/>
-              <w:jc w:val="center"/>
-              <w:pBdr>
-                <w:bottom w:val="none" w:sz="0" w:space="0" w:color="000000"/>
-                <w:top w:val="none" w:sz="0" w:space="0" w:color="000000"/>
-                <w:left w:val="none" w:sz="0" w:space="0" w:color="000000"/>
-                <w:right w:val="none" w:sz="0" w:space="0" w:color="000000"/>
-              </w:pBdr>
-              <w:spacing w:after="100" w:before="100" w:line="240"/>
-              <w:ind w:left="100" w:right="100" w:firstLine="0" w:firstLineChars="0"/>
-              <w:rPr>
-                <w:rFonts w:ascii="Helvetica" w:hAnsi="Helvetica" w:eastAsia="Helvetica" w:cs="Helvetica"/>
-                <w:i w:val="false"/>
-                <w:b w:val="false"/>
-                <w:u w:val="none"/>
-                <w:sz w:val="22"/>
-                <w:szCs w:val="22"/>
-                <w:color w:val="000000"/>
-              </w:rPr>
-            </w:pPr>
-            <w:r>
-              <w:rPr>
-                <w:rFonts w:ascii="Helvetica" w:hAnsi="Helvetica" w:eastAsia="Helvetica" w:cs="Helvetica"/>
-                <w:i w:val="false"/>
-                <w:b w:val="false"/>
-                <w:u w:val="none"/>
-                <w:sz w:val="22"/>
-                <w:szCs w:val="22"/>
-                <w:color w:val="000000"/>
-              </w:rPr>
-              <w:t xml:space="preserve">0.43, 1.63</w:t>
-            </w:r>
-          </w:p>
-        </w:tc>
-        <w:tc>
-          <w:tcPr>
-            <w:tcBorders>
-              <w:bottom w:val="none" w:sz="0" w:space="0" w:color="000000"/>
-              <w:top w:val="none" w:sz="0" w:space="0" w:color="000000"/>
-              <w:left w:val="none" w:sz="0" w:space="0" w:color="000000"/>
-              <w:right w:val="none" w:sz="0" w:space="0" w:color="000000"/>
-            </w:tcBorders>
-            <w:shd w:val="clear" w:color="auto" w:fill="FFFFFF"/>
-            <w:tcMar>
-              <w:top w:w="0" w:type="dxa"/>
-              <w:bottom w:w="0" w:type="dxa"/>
-              <w:left w:w="0" w:type="dxa"/>
-              <w:right w:w="0" w:type="dxa"/>
-            </w:tcMar>
-            <w:vAlign w:val="top"/>
-          </w:tcPr>
-          <w:p>
-            <w:pPr>
-              <w:pStyle w:val="Normal"/>
-              <w:jc w:val="center"/>
-              <w:pBdr>
-                <w:bottom w:val="none" w:sz="0" w:space="0" w:color="000000"/>
-                <w:top w:val="none" w:sz="0" w:space="0" w:color="000000"/>
-                <w:left w:val="none" w:sz="0" w:space="0" w:color="000000"/>
-                <w:right w:val="none" w:sz="0" w:space="0" w:color="000000"/>
-              </w:pBdr>
-              <w:spacing w:after="100" w:before="100" w:line="240"/>
-              <w:ind w:left="100" w:right="100" w:firstLine="0" w:firstLineChars="0"/>
-              <w:rPr>
-                <w:rFonts w:ascii="Helvetica" w:hAnsi="Helvetica" w:eastAsia="Helvetica" w:cs="Helvetica"/>
-                <w:i w:val="false"/>
-                <w:b w:val="false"/>
-                <w:u w:val="none"/>
-                <w:sz w:val="22"/>
-                <w:szCs w:val="22"/>
-                <w:color w:val="000000"/>
-              </w:rPr>
-            </w:pPr>
-            <w:r>
-              <w:rPr>
-                <w:rFonts w:ascii="Helvetica" w:hAnsi="Helvetica" w:eastAsia="Helvetica" w:cs="Helvetica"/>
-                <w:i w:val="false"/>
-                <w:b w:val="false"/>
-                <w:u w:val="none"/>
-                <w:sz w:val="22"/>
-                <w:szCs w:val="22"/>
-                <w:color w:val="000000"/>
-              </w:rPr>
-              <w:t xml:space="preserve">0.590</w:t>
+              <w:t xml:space="preserve">0.82</w:t>
+            </w:r>
+          </w:p>
+        </w:tc>
+        <w:tc>
+          <w:tcPr>
+            <w:tcBorders>
+              <w:bottom w:val="none" w:sz="0" w:space="0" w:color="000000"/>
+              <w:top w:val="none" w:sz="0" w:space="0" w:color="000000"/>
+              <w:left w:val="none" w:sz="0" w:space="0" w:color="000000"/>
+              <w:right w:val="none" w:sz="0" w:space="0" w:color="000000"/>
+            </w:tcBorders>
+            <w:shd w:val="clear" w:color="auto" w:fill="FFFFFF"/>
+            <w:tcMar>
+              <w:top w:w="0" w:type="dxa"/>
+              <w:bottom w:w="0" w:type="dxa"/>
+              <w:left w:w="0" w:type="dxa"/>
+              <w:right w:w="0" w:type="dxa"/>
+            </w:tcMar>
+            <w:vAlign w:val="top"/>
+          </w:tcPr>
+          <w:p>
+            <w:pPr>
+              <w:pStyle w:val="Normal"/>
+              <w:jc w:val="center"/>
+              <w:pBdr>
+                <w:bottom w:val="none" w:sz="0" w:space="0" w:color="000000"/>
+                <w:top w:val="none" w:sz="0" w:space="0" w:color="000000"/>
+                <w:left w:val="none" w:sz="0" w:space="0" w:color="000000"/>
+                <w:right w:val="none" w:sz="0" w:space="0" w:color="000000"/>
+              </w:pBdr>
+              <w:spacing w:after="100" w:before="100" w:line="240"/>
+              <w:ind w:left="100" w:right="100" w:firstLine="0" w:firstLineChars="0"/>
+              <w:rPr>
+                <w:rFonts w:ascii="Helvetica" w:hAnsi="Helvetica" w:eastAsia="Helvetica" w:cs="Helvetica"/>
+                <w:i w:val="false"/>
+                <w:b w:val="false"/>
+                <w:u w:val="none"/>
+                <w:sz w:val="22"/>
+                <w:szCs w:val="22"/>
+                <w:color w:val="000000"/>
+              </w:rPr>
+            </w:pPr>
+            <w:r>
+              <w:rPr>
+                <w:rFonts w:ascii="Helvetica" w:hAnsi="Helvetica" w:eastAsia="Helvetica" w:cs="Helvetica"/>
+                <w:i w:val="false"/>
+                <w:b w:val="false"/>
+                <w:u w:val="none"/>
+                <w:sz w:val="22"/>
+                <w:szCs w:val="22"/>
+                <w:color w:val="000000"/>
+              </w:rPr>
+              <w:t xml:space="preserve">0.42, 1.61</w:t>
+            </w:r>
+          </w:p>
+        </w:tc>
+        <w:tc>
+          <w:tcPr>
+            <w:tcBorders>
+              <w:bottom w:val="none" w:sz="0" w:space="0" w:color="000000"/>
+              <w:top w:val="none" w:sz="0" w:space="0" w:color="000000"/>
+              <w:left w:val="none" w:sz="0" w:space="0" w:color="000000"/>
+              <w:right w:val="none" w:sz="0" w:space="0" w:color="000000"/>
+            </w:tcBorders>
+            <w:shd w:val="clear" w:color="auto" w:fill="FFFFFF"/>
+            <w:tcMar>
+              <w:top w:w="0" w:type="dxa"/>
+              <w:bottom w:w="0" w:type="dxa"/>
+              <w:left w:w="0" w:type="dxa"/>
+              <w:right w:w="0" w:type="dxa"/>
+            </w:tcMar>
+            <w:vAlign w:val="top"/>
+          </w:tcPr>
+          <w:p>
+            <w:pPr>
+              <w:pStyle w:val="Normal"/>
+              <w:jc w:val="center"/>
+              <w:pBdr>
+                <w:bottom w:val="none" w:sz="0" w:space="0" w:color="000000"/>
+                <w:top w:val="none" w:sz="0" w:space="0" w:color="000000"/>
+                <w:left w:val="none" w:sz="0" w:space="0" w:color="000000"/>
+                <w:right w:val="none" w:sz="0" w:space="0" w:color="000000"/>
+              </w:pBdr>
+              <w:spacing w:after="100" w:before="100" w:line="240"/>
+              <w:ind w:left="100" w:right="100" w:firstLine="0" w:firstLineChars="0"/>
+              <w:rPr>
+                <w:rFonts w:ascii="Helvetica" w:hAnsi="Helvetica" w:eastAsia="Helvetica" w:cs="Helvetica"/>
+                <w:i w:val="false"/>
+                <w:b w:val="false"/>
+                <w:u w:val="none"/>
+                <w:sz w:val="22"/>
+                <w:szCs w:val="22"/>
+                <w:color w:val="000000"/>
+              </w:rPr>
+            </w:pPr>
+            <w:r>
+              <w:rPr>
+                <w:rFonts w:ascii="Helvetica" w:hAnsi="Helvetica" w:eastAsia="Helvetica" w:cs="Helvetica"/>
+                <w:i w:val="false"/>
+                <w:b w:val="false"/>
+                <w:u w:val="none"/>
+                <w:sz w:val="22"/>
+                <w:szCs w:val="22"/>
+                <w:color w:val="000000"/>
+              </w:rPr>
+              <w:t xml:space="preserve">0.570</w:t>
             </w:r>
           </w:p>
         </w:tc>
@@ -10174,7 +10174,7 @@
                 <w:szCs w:val="22"/>
                 <w:color w:val="000000"/>
               </w:rPr>
-              <w:t xml:space="preserve">0.350</w:t>
+              <w:t xml:space="preserve">0.360</w:t>
             </w:r>
           </w:p>
         </w:tc>
@@ -10386,7 +10386,7 @@
                 <w:szCs w:val="22"/>
                 <w:color w:val="000000"/>
               </w:rPr>
-              <w:t xml:space="preserve">0.720</w:t>
+              <w:t xml:space="preserve">0.740</w:t>
             </w:r>
           </w:p>
         </w:tc>
@@ -11517,60 +11517,60 @@
                 <w:szCs w:val="22"/>
                 <w:color w:val="000000"/>
               </w:rPr>
-              <w:t xml:space="preserve">2.22</w:t>
-            </w:r>
-          </w:p>
-        </w:tc>
-        <w:tc>
-          <w:tcPr>
-            <w:tcBorders>
-              <w:bottom w:val="none" w:sz="0" w:space="0" w:color="000000"/>
-              <w:top w:val="none" w:sz="0" w:space="0" w:color="000000"/>
-              <w:left w:val="none" w:sz="0" w:space="0" w:color="000000"/>
-              <w:right w:val="none" w:sz="0" w:space="0" w:color="000000"/>
-            </w:tcBorders>
-            <w:shd w:val="clear" w:color="auto" w:fill="FFFFFF"/>
-            <w:tcMar>
-              <w:top w:w="0" w:type="dxa"/>
-              <w:bottom w:w="0" w:type="dxa"/>
-              <w:left w:w="0" w:type="dxa"/>
-              <w:right w:w="0" w:type="dxa"/>
-            </w:tcMar>
-            <w:vAlign w:val="top"/>
-          </w:tcPr>
-          <w:p>
-            <w:pPr>
-              <w:pStyle w:val="Normal"/>
-              <w:jc w:val="center"/>
-              <w:pBdr>
-                <w:bottom w:val="none" w:sz="0" w:space="0" w:color="000000"/>
-                <w:top w:val="none" w:sz="0" w:space="0" w:color="000000"/>
-                <w:left w:val="none" w:sz="0" w:space="0" w:color="000000"/>
-                <w:right w:val="none" w:sz="0" w:space="0" w:color="000000"/>
-              </w:pBdr>
-              <w:spacing w:after="100" w:before="100" w:line="240"/>
-              <w:ind w:left="100" w:right="100" w:firstLine="0" w:firstLineChars="0"/>
-              <w:rPr>
-                <w:rFonts w:ascii="Helvetica" w:hAnsi="Helvetica" w:eastAsia="Helvetica" w:cs="Helvetica"/>
-                <w:i w:val="false"/>
-                <w:b w:val="false"/>
-                <w:u w:val="none"/>
-                <w:sz w:val="22"/>
-                <w:szCs w:val="22"/>
-                <w:color w:val="000000"/>
-              </w:rPr>
-            </w:pPr>
-            <w:r>
-              <w:rPr>
-                <w:rFonts w:ascii="Helvetica" w:hAnsi="Helvetica" w:eastAsia="Helvetica" w:cs="Helvetica"/>
-                <w:i w:val="false"/>
-                <w:b w:val="false"/>
-                <w:u w:val="none"/>
-                <w:sz w:val="22"/>
-                <w:szCs w:val="22"/>
-                <w:color w:val="000000"/>
-              </w:rPr>
-              <w:t xml:space="preserve">1.52, 3.23</w:t>
+              <w:t xml:space="preserve">2.20</w:t>
+            </w:r>
+          </w:p>
+        </w:tc>
+        <w:tc>
+          <w:tcPr>
+            <w:tcBorders>
+              <w:bottom w:val="none" w:sz="0" w:space="0" w:color="000000"/>
+              <w:top w:val="none" w:sz="0" w:space="0" w:color="000000"/>
+              <w:left w:val="none" w:sz="0" w:space="0" w:color="000000"/>
+              <w:right w:val="none" w:sz="0" w:space="0" w:color="000000"/>
+            </w:tcBorders>
+            <w:shd w:val="clear" w:color="auto" w:fill="FFFFFF"/>
+            <w:tcMar>
+              <w:top w:w="0" w:type="dxa"/>
+              <w:bottom w:w="0" w:type="dxa"/>
+              <w:left w:w="0" w:type="dxa"/>
+              <w:right w:w="0" w:type="dxa"/>
+            </w:tcMar>
+            <w:vAlign w:val="top"/>
+          </w:tcPr>
+          <w:p>
+            <w:pPr>
+              <w:pStyle w:val="Normal"/>
+              <w:jc w:val="center"/>
+              <w:pBdr>
+                <w:bottom w:val="none" w:sz="0" w:space="0" w:color="000000"/>
+                <w:top w:val="none" w:sz="0" w:space="0" w:color="000000"/>
+                <w:left w:val="none" w:sz="0" w:space="0" w:color="000000"/>
+                <w:right w:val="none" w:sz="0" w:space="0" w:color="000000"/>
+              </w:pBdr>
+              <w:spacing w:after="100" w:before="100" w:line="240"/>
+              <w:ind w:left="100" w:right="100" w:firstLine="0" w:firstLineChars="0"/>
+              <w:rPr>
+                <w:rFonts w:ascii="Helvetica" w:hAnsi="Helvetica" w:eastAsia="Helvetica" w:cs="Helvetica"/>
+                <w:i w:val="false"/>
+                <w:b w:val="false"/>
+                <w:u w:val="none"/>
+                <w:sz w:val="22"/>
+                <w:szCs w:val="22"/>
+                <w:color w:val="000000"/>
+              </w:rPr>
+            </w:pPr>
+            <w:r>
+              <w:rPr>
+                <w:rFonts w:ascii="Helvetica" w:hAnsi="Helvetica" w:eastAsia="Helvetica" w:cs="Helvetica"/>
+                <w:i w:val="false"/>
+                <w:b w:val="false"/>
+                <w:u w:val="none"/>
+                <w:sz w:val="22"/>
+                <w:szCs w:val="22"/>
+                <w:color w:val="000000"/>
+              </w:rPr>
+              <w:t xml:space="preserve">1.51, 3.20</w:t>
             </w:r>
           </w:p>
         </w:tc>
@@ -11729,60 +11729,60 @@
                 <w:szCs w:val="22"/>
                 <w:color w:val="000000"/>
               </w:rPr>
-              <w:t xml:space="preserve">3.52</w:t>
-            </w:r>
-          </w:p>
-        </w:tc>
-        <w:tc>
-          <w:tcPr>
-            <w:tcBorders>
-              <w:bottom w:val="none" w:sz="0" w:space="0" w:color="000000"/>
-              <w:top w:val="none" w:sz="0" w:space="0" w:color="000000"/>
-              <w:left w:val="none" w:sz="0" w:space="0" w:color="000000"/>
-              <w:right w:val="none" w:sz="0" w:space="0" w:color="000000"/>
-            </w:tcBorders>
-            <w:shd w:val="clear" w:color="auto" w:fill="FFFFFF"/>
-            <w:tcMar>
-              <w:top w:w="0" w:type="dxa"/>
-              <w:bottom w:w="0" w:type="dxa"/>
-              <w:left w:w="0" w:type="dxa"/>
-              <w:right w:w="0" w:type="dxa"/>
-            </w:tcMar>
-            <w:vAlign w:val="top"/>
-          </w:tcPr>
-          <w:p>
-            <w:pPr>
-              <w:pStyle w:val="Normal"/>
-              <w:jc w:val="center"/>
-              <w:pBdr>
-                <w:bottom w:val="none" w:sz="0" w:space="0" w:color="000000"/>
-                <w:top w:val="none" w:sz="0" w:space="0" w:color="000000"/>
-                <w:left w:val="none" w:sz="0" w:space="0" w:color="000000"/>
-                <w:right w:val="none" w:sz="0" w:space="0" w:color="000000"/>
-              </w:pBdr>
-              <w:spacing w:after="100" w:before="100" w:line="240"/>
-              <w:ind w:left="100" w:right="100" w:firstLine="0" w:firstLineChars="0"/>
-              <w:rPr>
-                <w:rFonts w:ascii="Helvetica" w:hAnsi="Helvetica" w:eastAsia="Helvetica" w:cs="Helvetica"/>
-                <w:i w:val="false"/>
-                <w:b w:val="false"/>
-                <w:u w:val="none"/>
-                <w:sz w:val="22"/>
-                <w:szCs w:val="22"/>
-                <w:color w:val="000000"/>
-              </w:rPr>
-            </w:pPr>
-            <w:r>
-              <w:rPr>
-                <w:rFonts w:ascii="Helvetica" w:hAnsi="Helvetica" w:eastAsia="Helvetica" w:cs="Helvetica"/>
-                <w:i w:val="false"/>
-                <w:b w:val="false"/>
-                <w:u w:val="none"/>
-                <w:sz w:val="22"/>
-                <w:szCs w:val="22"/>
-                <w:color w:val="000000"/>
-              </w:rPr>
-              <w:t xml:space="preserve">1.85, 6.72</w:t>
+              <w:t xml:space="preserve">3.53</w:t>
+            </w:r>
+          </w:p>
+        </w:tc>
+        <w:tc>
+          <w:tcPr>
+            <w:tcBorders>
+              <w:bottom w:val="none" w:sz="0" w:space="0" w:color="000000"/>
+              <w:top w:val="none" w:sz="0" w:space="0" w:color="000000"/>
+              <w:left w:val="none" w:sz="0" w:space="0" w:color="000000"/>
+              <w:right w:val="none" w:sz="0" w:space="0" w:color="000000"/>
+            </w:tcBorders>
+            <w:shd w:val="clear" w:color="auto" w:fill="FFFFFF"/>
+            <w:tcMar>
+              <w:top w:w="0" w:type="dxa"/>
+              <w:bottom w:w="0" w:type="dxa"/>
+              <w:left w:w="0" w:type="dxa"/>
+              <w:right w:w="0" w:type="dxa"/>
+            </w:tcMar>
+            <w:vAlign w:val="top"/>
+          </w:tcPr>
+          <w:p>
+            <w:pPr>
+              <w:pStyle w:val="Normal"/>
+              <w:jc w:val="center"/>
+              <w:pBdr>
+                <w:bottom w:val="none" w:sz="0" w:space="0" w:color="000000"/>
+                <w:top w:val="none" w:sz="0" w:space="0" w:color="000000"/>
+                <w:left w:val="none" w:sz="0" w:space="0" w:color="000000"/>
+                <w:right w:val="none" w:sz="0" w:space="0" w:color="000000"/>
+              </w:pBdr>
+              <w:spacing w:after="100" w:before="100" w:line="240"/>
+              <w:ind w:left="100" w:right="100" w:firstLine="0" w:firstLineChars="0"/>
+              <w:rPr>
+                <w:rFonts w:ascii="Helvetica" w:hAnsi="Helvetica" w:eastAsia="Helvetica" w:cs="Helvetica"/>
+                <w:i w:val="false"/>
+                <w:b w:val="false"/>
+                <w:u w:val="none"/>
+                <w:sz w:val="22"/>
+                <w:szCs w:val="22"/>
+                <w:color w:val="000000"/>
+              </w:rPr>
+            </w:pPr>
+            <w:r>
+              <w:rPr>
+                <w:rFonts w:ascii="Helvetica" w:hAnsi="Helvetica" w:eastAsia="Helvetica" w:cs="Helvetica"/>
+                <w:i w:val="false"/>
+                <w:b w:val="false"/>
+                <w:u w:val="none"/>
+                <w:sz w:val="22"/>
+                <w:szCs w:val="22"/>
+                <w:color w:val="000000"/>
+              </w:rPr>
+              <w:t xml:space="preserve">1.85, 6.74</w:t>
             </w:r>
           </w:p>
         </w:tc>
@@ -13019,60 +13019,60 @@
                 <w:szCs w:val="22"/>
                 <w:color w:val="000000"/>
               </w:rPr>
-              <w:t xml:space="preserve">0.50, 1.06</w:t>
-            </w:r>
-          </w:p>
-        </w:tc>
-        <w:tc>
-          <w:tcPr>
-            <w:tcBorders>
-              <w:bottom w:val="none" w:sz="0" w:space="0" w:color="000000"/>
-              <w:top w:val="none" w:sz="0" w:space="0" w:color="000000"/>
-              <w:left w:val="none" w:sz="0" w:space="0" w:color="000000"/>
-              <w:right w:val="none" w:sz="0" w:space="0" w:color="000000"/>
-            </w:tcBorders>
-            <w:shd w:val="clear" w:color="auto" w:fill="FFFFFF"/>
-            <w:tcMar>
-              <w:top w:w="0" w:type="dxa"/>
-              <w:bottom w:w="0" w:type="dxa"/>
-              <w:left w:w="0" w:type="dxa"/>
-              <w:right w:w="0" w:type="dxa"/>
-            </w:tcMar>
-            <w:vAlign w:val="top"/>
-          </w:tcPr>
-          <w:p>
-            <w:pPr>
-              <w:pStyle w:val="Normal"/>
-              <w:jc w:val="center"/>
-              <w:pBdr>
-                <w:bottom w:val="none" w:sz="0" w:space="0" w:color="000000"/>
-                <w:top w:val="none" w:sz="0" w:space="0" w:color="000000"/>
-                <w:left w:val="none" w:sz="0" w:space="0" w:color="000000"/>
-                <w:right w:val="none" w:sz="0" w:space="0" w:color="000000"/>
-              </w:pBdr>
-              <w:spacing w:after="100" w:before="100" w:line="240"/>
-              <w:ind w:left="100" w:right="100" w:firstLine="0" w:firstLineChars="0"/>
-              <w:rPr>
-                <w:rFonts w:ascii="Helvetica" w:hAnsi="Helvetica" w:eastAsia="Helvetica" w:cs="Helvetica"/>
-                <w:i w:val="false"/>
-                <w:b w:val="false"/>
-                <w:u w:val="none"/>
-                <w:sz w:val="22"/>
-                <w:szCs w:val="22"/>
-                <w:color w:val="000000"/>
-              </w:rPr>
-            </w:pPr>
-            <w:r>
-              <w:rPr>
-                <w:rFonts w:ascii="Helvetica" w:hAnsi="Helvetica" w:eastAsia="Helvetica" w:cs="Helvetica"/>
-                <w:i w:val="false"/>
-                <w:b w:val="false"/>
-                <w:u w:val="none"/>
-                <w:sz w:val="22"/>
-                <w:szCs w:val="22"/>
-                <w:color w:val="000000"/>
-              </w:rPr>
-              <w:t xml:space="preserve">0.099</w:t>
+              <w:t xml:space="preserve">0.50, 1.07</w:t>
+            </w:r>
+          </w:p>
+        </w:tc>
+        <w:tc>
+          <w:tcPr>
+            <w:tcBorders>
+              <w:bottom w:val="none" w:sz="0" w:space="0" w:color="000000"/>
+              <w:top w:val="none" w:sz="0" w:space="0" w:color="000000"/>
+              <w:left w:val="none" w:sz="0" w:space="0" w:color="000000"/>
+              <w:right w:val="none" w:sz="0" w:space="0" w:color="000000"/>
+            </w:tcBorders>
+            <w:shd w:val="clear" w:color="auto" w:fill="FFFFFF"/>
+            <w:tcMar>
+              <w:top w:w="0" w:type="dxa"/>
+              <w:bottom w:w="0" w:type="dxa"/>
+              <w:left w:w="0" w:type="dxa"/>
+              <w:right w:w="0" w:type="dxa"/>
+            </w:tcMar>
+            <w:vAlign w:val="top"/>
+          </w:tcPr>
+          <w:p>
+            <w:pPr>
+              <w:pStyle w:val="Normal"/>
+              <w:jc w:val="center"/>
+              <w:pBdr>
+                <w:bottom w:val="none" w:sz="0" w:space="0" w:color="000000"/>
+                <w:top w:val="none" w:sz="0" w:space="0" w:color="000000"/>
+                <w:left w:val="none" w:sz="0" w:space="0" w:color="000000"/>
+                <w:right w:val="none" w:sz="0" w:space="0" w:color="000000"/>
+              </w:pBdr>
+              <w:spacing w:after="100" w:before="100" w:line="240"/>
+              <w:ind w:left="100" w:right="100" w:firstLine="0" w:firstLineChars="0"/>
+              <w:rPr>
+                <w:rFonts w:ascii="Helvetica" w:hAnsi="Helvetica" w:eastAsia="Helvetica" w:cs="Helvetica"/>
+                <w:i w:val="false"/>
+                <w:b w:val="false"/>
+                <w:u w:val="none"/>
+                <w:sz w:val="22"/>
+                <w:szCs w:val="22"/>
+                <w:color w:val="000000"/>
+              </w:rPr>
+            </w:pPr>
+            <w:r>
+              <w:rPr>
+                <w:rFonts w:ascii="Helvetica" w:hAnsi="Helvetica" w:eastAsia="Helvetica" w:cs="Helvetica"/>
+                <w:i w:val="false"/>
+                <w:b w:val="false"/>
+                <w:u w:val="none"/>
+                <w:sz w:val="22"/>
+                <w:szCs w:val="22"/>
+                <w:color w:val="000000"/>
+              </w:rPr>
+              <w:t xml:space="preserve">0.100</w:t>
             </w:r>
           </w:p>
         </w:tc>
@@ -13231,7 +13231,7 @@
                 <w:szCs w:val="22"/>
                 <w:color w:val="000000"/>
               </w:rPr>
-              <w:t xml:space="preserve">0.74, 2.16</w:t>
+              <w:t xml:space="preserve">0.74, 2.17</w:t>
             </w:r>
           </w:p>
         </w:tc>
@@ -13502,60 +13502,60 @@
                 <w:szCs w:val="22"/>
                 <w:color w:val="000000"/>
               </w:rPr>
-              <w:t xml:space="preserve">0.38, 0.90</w:t>
-            </w:r>
-          </w:p>
-        </w:tc>
-        <w:tc>
-          <w:tcPr>
-            <w:tcBorders>
-              <w:bottom w:val="none" w:sz="0" w:space="0" w:color="000000"/>
-              <w:top w:val="none" w:sz="0" w:space="0" w:color="000000"/>
-              <w:left w:val="none" w:sz="0" w:space="0" w:color="000000"/>
-              <w:right w:val="none" w:sz="0" w:space="0" w:color="000000"/>
-            </w:tcBorders>
-            <w:shd w:val="clear" w:color="auto" w:fill="FFFFFF"/>
-            <w:tcMar>
-              <w:top w:w="0" w:type="dxa"/>
-              <w:bottom w:w="0" w:type="dxa"/>
-              <w:left w:w="0" w:type="dxa"/>
-              <w:right w:w="0" w:type="dxa"/>
-            </w:tcMar>
-            <w:vAlign w:val="top"/>
-          </w:tcPr>
-          <w:p>
-            <w:pPr>
-              <w:pStyle w:val="Normal"/>
-              <w:jc w:val="center"/>
-              <w:pBdr>
-                <w:bottom w:val="none" w:sz="0" w:space="0" w:color="000000"/>
-                <w:top w:val="none" w:sz="0" w:space="0" w:color="000000"/>
-                <w:left w:val="none" w:sz="0" w:space="0" w:color="000000"/>
-                <w:right w:val="none" w:sz="0" w:space="0" w:color="000000"/>
-              </w:pBdr>
-              <w:spacing w:after="100" w:before="100" w:line="240"/>
-              <w:ind w:left="100" w:right="100" w:firstLine="0" w:firstLineChars="0"/>
-              <w:rPr>
-                <w:rFonts w:ascii="Helvetica" w:hAnsi="Helvetica" w:eastAsia="Helvetica" w:cs="Helvetica"/>
-                <w:i w:val="false"/>
-                <w:b w:val="false"/>
-                <w:u w:val="none"/>
-                <w:sz w:val="22"/>
-                <w:szCs w:val="22"/>
-                <w:color w:val="000000"/>
-              </w:rPr>
-            </w:pPr>
-            <w:r>
-              <w:rPr>
-                <w:rFonts w:ascii="Helvetica" w:hAnsi="Helvetica" w:eastAsia="Helvetica" w:cs="Helvetica"/>
-                <w:i w:val="false"/>
-                <w:b w:val="false"/>
-                <w:u w:val="none"/>
-                <w:sz w:val="22"/>
-                <w:szCs w:val="22"/>
-                <w:color w:val="000000"/>
-              </w:rPr>
-              <w:t xml:space="preserve">0.016</w:t>
+              <w:t xml:space="preserve">0.38, 0.91</w:t>
+            </w:r>
+          </w:p>
+        </w:tc>
+        <w:tc>
+          <w:tcPr>
+            <w:tcBorders>
+              <w:bottom w:val="none" w:sz="0" w:space="0" w:color="000000"/>
+              <w:top w:val="none" w:sz="0" w:space="0" w:color="000000"/>
+              <w:left w:val="none" w:sz="0" w:space="0" w:color="000000"/>
+              <w:right w:val="none" w:sz="0" w:space="0" w:color="000000"/>
+            </w:tcBorders>
+            <w:shd w:val="clear" w:color="auto" w:fill="FFFFFF"/>
+            <w:tcMar>
+              <w:top w:w="0" w:type="dxa"/>
+              <w:bottom w:w="0" w:type="dxa"/>
+              <w:left w:w="0" w:type="dxa"/>
+              <w:right w:w="0" w:type="dxa"/>
+            </w:tcMar>
+            <w:vAlign w:val="top"/>
+          </w:tcPr>
+          <w:p>
+            <w:pPr>
+              <w:pStyle w:val="Normal"/>
+              <w:jc w:val="center"/>
+              <w:pBdr>
+                <w:bottom w:val="none" w:sz="0" w:space="0" w:color="000000"/>
+                <w:top w:val="none" w:sz="0" w:space="0" w:color="000000"/>
+                <w:left w:val="none" w:sz="0" w:space="0" w:color="000000"/>
+                <w:right w:val="none" w:sz="0" w:space="0" w:color="000000"/>
+              </w:pBdr>
+              <w:spacing w:after="100" w:before="100" w:line="240"/>
+              <w:ind w:left="100" w:right="100" w:firstLine="0" w:firstLineChars="0"/>
+              <w:rPr>
+                <w:rFonts w:ascii="Helvetica" w:hAnsi="Helvetica" w:eastAsia="Helvetica" w:cs="Helvetica"/>
+                <w:i w:val="false"/>
+                <w:b w:val="false"/>
+                <w:u w:val="none"/>
+                <w:sz w:val="22"/>
+                <w:szCs w:val="22"/>
+                <w:color w:val="000000"/>
+              </w:rPr>
+            </w:pPr>
+            <w:r>
+              <w:rPr>
+                <w:rFonts w:ascii="Helvetica" w:hAnsi="Helvetica" w:eastAsia="Helvetica" w:cs="Helvetica"/>
+                <w:i w:val="false"/>
+                <w:b w:val="false"/>
+                <w:u w:val="none"/>
+                <w:sz w:val="22"/>
+                <w:szCs w:val="22"/>
+                <w:color w:val="000000"/>
+              </w:rPr>
+              <w:t xml:space="preserve">0.017</w:t>
             </w:r>
           </w:p>
         </w:tc>
@@ -13661,60 +13661,60 @@
                 <w:szCs w:val="22"/>
                 <w:color w:val="000000"/>
               </w:rPr>
-              <w:t xml:space="preserve">1.12</w:t>
-            </w:r>
-          </w:p>
-        </w:tc>
-        <w:tc>
-          <w:tcPr>
-            <w:tcBorders>
-              <w:bottom w:val="none" w:sz="0" w:space="0" w:color="000000"/>
-              <w:top w:val="none" w:sz="0" w:space="0" w:color="000000"/>
-              <w:left w:val="none" w:sz="0" w:space="0" w:color="000000"/>
-              <w:right w:val="none" w:sz="0" w:space="0" w:color="000000"/>
-            </w:tcBorders>
-            <w:shd w:val="clear" w:color="auto" w:fill="FFFFFF"/>
-            <w:tcMar>
-              <w:top w:w="0" w:type="dxa"/>
-              <w:bottom w:w="0" w:type="dxa"/>
-              <w:left w:w="0" w:type="dxa"/>
-              <w:right w:w="0" w:type="dxa"/>
-            </w:tcMar>
-            <w:vAlign w:val="top"/>
-          </w:tcPr>
-          <w:p>
-            <w:pPr>
-              <w:pStyle w:val="Normal"/>
-              <w:jc w:val="center"/>
-              <w:pBdr>
-                <w:bottom w:val="none" w:sz="0" w:space="0" w:color="000000"/>
-                <w:top w:val="none" w:sz="0" w:space="0" w:color="000000"/>
-                <w:left w:val="none" w:sz="0" w:space="0" w:color="000000"/>
-                <w:right w:val="none" w:sz="0" w:space="0" w:color="000000"/>
-              </w:pBdr>
-              <w:spacing w:after="100" w:before="100" w:line="240"/>
-              <w:ind w:left="100" w:right="100" w:firstLine="0" w:firstLineChars="0"/>
-              <w:rPr>
-                <w:rFonts w:ascii="Helvetica" w:hAnsi="Helvetica" w:eastAsia="Helvetica" w:cs="Helvetica"/>
-                <w:i w:val="false"/>
-                <w:b w:val="false"/>
-                <w:u w:val="none"/>
-                <w:sz w:val="22"/>
-                <w:szCs w:val="22"/>
-                <w:color w:val="000000"/>
-              </w:rPr>
-            </w:pPr>
-            <w:r>
-              <w:rPr>
-                <w:rFonts w:ascii="Helvetica" w:hAnsi="Helvetica" w:eastAsia="Helvetica" w:cs="Helvetica"/>
-                <w:i w:val="false"/>
-                <w:b w:val="false"/>
-                <w:u w:val="none"/>
-                <w:sz w:val="22"/>
-                <w:szCs w:val="22"/>
-                <w:color w:val="000000"/>
-              </w:rPr>
-              <w:t xml:space="preserve">0.51, 2.47</w:t>
+              <w:t xml:space="preserve">1.13</w:t>
+            </w:r>
+          </w:p>
+        </w:tc>
+        <w:tc>
+          <w:tcPr>
+            <w:tcBorders>
+              <w:bottom w:val="none" w:sz="0" w:space="0" w:color="000000"/>
+              <w:top w:val="none" w:sz="0" w:space="0" w:color="000000"/>
+              <w:left w:val="none" w:sz="0" w:space="0" w:color="000000"/>
+              <w:right w:val="none" w:sz="0" w:space="0" w:color="000000"/>
+            </w:tcBorders>
+            <w:shd w:val="clear" w:color="auto" w:fill="FFFFFF"/>
+            <w:tcMar>
+              <w:top w:w="0" w:type="dxa"/>
+              <w:bottom w:w="0" w:type="dxa"/>
+              <w:left w:w="0" w:type="dxa"/>
+              <w:right w:w="0" w:type="dxa"/>
+            </w:tcMar>
+            <w:vAlign w:val="top"/>
+          </w:tcPr>
+          <w:p>
+            <w:pPr>
+              <w:pStyle w:val="Normal"/>
+              <w:jc w:val="center"/>
+              <w:pBdr>
+                <w:bottom w:val="none" w:sz="0" w:space="0" w:color="000000"/>
+                <w:top w:val="none" w:sz="0" w:space="0" w:color="000000"/>
+                <w:left w:val="none" w:sz="0" w:space="0" w:color="000000"/>
+                <w:right w:val="none" w:sz="0" w:space="0" w:color="000000"/>
+              </w:pBdr>
+              <w:spacing w:after="100" w:before="100" w:line="240"/>
+              <w:ind w:left="100" w:right="100" w:firstLine="0" w:firstLineChars="0"/>
+              <w:rPr>
+                <w:rFonts w:ascii="Helvetica" w:hAnsi="Helvetica" w:eastAsia="Helvetica" w:cs="Helvetica"/>
+                <w:i w:val="false"/>
+                <w:b w:val="false"/>
+                <w:u w:val="none"/>
+                <w:sz w:val="22"/>
+                <w:szCs w:val="22"/>
+                <w:color w:val="000000"/>
+              </w:rPr>
+            </w:pPr>
+            <w:r>
+              <w:rPr>
+                <w:rFonts w:ascii="Helvetica" w:hAnsi="Helvetica" w:eastAsia="Helvetica" w:cs="Helvetica"/>
+                <w:i w:val="false"/>
+                <w:b w:val="false"/>
+                <w:u w:val="none"/>
+                <w:sz w:val="22"/>
+                <w:szCs w:val="22"/>
+                <w:color w:val="000000"/>
+              </w:rPr>
+              <w:t xml:space="preserve">0.51, 2.49</w:t>
             </w:r>
           </w:p>
         </w:tc>
@@ -13985,7 +13985,7 @@
                 <w:szCs w:val="22"/>
                 <w:color w:val="000000"/>
               </w:rPr>
-              <w:t xml:space="preserve">0.72, 1.82</w:t>
+              <w:t xml:space="preserve">0.72, 1.81</w:t>
             </w:r>
           </w:p>
         </w:tc>
@@ -14468,60 +14468,60 @@
                 <w:szCs w:val="22"/>
                 <w:color w:val="000000"/>
               </w:rPr>
-              <w:t xml:space="preserve">1.09, 2.75</w:t>
-            </w:r>
-          </w:p>
-        </w:tc>
-        <w:tc>
-          <w:tcPr>
-            <w:tcBorders>
-              <w:bottom w:val="none" w:sz="0" w:space="0" w:color="000000"/>
-              <w:top w:val="none" w:sz="0" w:space="0" w:color="000000"/>
-              <w:left w:val="none" w:sz="0" w:space="0" w:color="000000"/>
-              <w:right w:val="none" w:sz="0" w:space="0" w:color="000000"/>
-            </w:tcBorders>
-            <w:shd w:val="clear" w:color="auto" w:fill="FFFFFF"/>
-            <w:tcMar>
-              <w:top w:w="0" w:type="dxa"/>
-              <w:bottom w:w="0" w:type="dxa"/>
-              <w:left w:w="0" w:type="dxa"/>
-              <w:right w:w="0" w:type="dxa"/>
-            </w:tcMar>
-            <w:vAlign w:val="top"/>
-          </w:tcPr>
-          <w:p>
-            <w:pPr>
-              <w:pStyle w:val="Normal"/>
-              <w:jc w:val="center"/>
-              <w:pBdr>
-                <w:bottom w:val="none" w:sz="0" w:space="0" w:color="000000"/>
-                <w:top w:val="none" w:sz="0" w:space="0" w:color="000000"/>
-                <w:left w:val="none" w:sz="0" w:space="0" w:color="000000"/>
-                <w:right w:val="none" w:sz="0" w:space="0" w:color="000000"/>
-              </w:pBdr>
-              <w:spacing w:after="100" w:before="100" w:line="240"/>
-              <w:ind w:left="100" w:right="100" w:firstLine="0" w:firstLineChars="0"/>
-              <w:rPr>
-                <w:rFonts w:ascii="Helvetica" w:hAnsi="Helvetica" w:eastAsia="Helvetica" w:cs="Helvetica"/>
-                <w:i w:val="false"/>
-                <w:b w:val="false"/>
-                <w:u w:val="none"/>
-                <w:sz w:val="22"/>
-                <w:szCs w:val="22"/>
-                <w:color w:val="000000"/>
-              </w:rPr>
-            </w:pPr>
-            <w:r>
-              <w:rPr>
-                <w:rFonts w:ascii="Helvetica" w:hAnsi="Helvetica" w:eastAsia="Helvetica" w:cs="Helvetica"/>
-                <w:i w:val="false"/>
-                <w:b w:val="false"/>
-                <w:u w:val="none"/>
-                <w:sz w:val="22"/>
-                <w:szCs w:val="22"/>
-                <w:color w:val="000000"/>
-              </w:rPr>
-              <w:t xml:space="preserve">0.019</w:t>
+              <w:t xml:space="preserve">1.10, 2.77</w:t>
+            </w:r>
+          </w:p>
+        </w:tc>
+        <w:tc>
+          <w:tcPr>
+            <w:tcBorders>
+              <w:bottom w:val="none" w:sz="0" w:space="0" w:color="000000"/>
+              <w:top w:val="none" w:sz="0" w:space="0" w:color="000000"/>
+              <w:left w:val="none" w:sz="0" w:space="0" w:color="000000"/>
+              <w:right w:val="none" w:sz="0" w:space="0" w:color="000000"/>
+            </w:tcBorders>
+            <w:shd w:val="clear" w:color="auto" w:fill="FFFFFF"/>
+            <w:tcMar>
+              <w:top w:w="0" w:type="dxa"/>
+              <w:bottom w:w="0" w:type="dxa"/>
+              <w:left w:w="0" w:type="dxa"/>
+              <w:right w:w="0" w:type="dxa"/>
+            </w:tcMar>
+            <w:vAlign w:val="top"/>
+          </w:tcPr>
+          <w:p>
+            <w:pPr>
+              <w:pStyle w:val="Normal"/>
+              <w:jc w:val="center"/>
+              <w:pBdr>
+                <w:bottom w:val="none" w:sz="0" w:space="0" w:color="000000"/>
+                <w:top w:val="none" w:sz="0" w:space="0" w:color="000000"/>
+                <w:left w:val="none" w:sz="0" w:space="0" w:color="000000"/>
+                <w:right w:val="none" w:sz="0" w:space="0" w:color="000000"/>
+              </w:pBdr>
+              <w:spacing w:after="100" w:before="100" w:line="240"/>
+              <w:ind w:left="100" w:right="100" w:firstLine="0" w:firstLineChars="0"/>
+              <w:rPr>
+                <w:rFonts w:ascii="Helvetica" w:hAnsi="Helvetica" w:eastAsia="Helvetica" w:cs="Helvetica"/>
+                <w:i w:val="false"/>
+                <w:b w:val="false"/>
+                <w:u w:val="none"/>
+                <w:sz w:val="22"/>
+                <w:szCs w:val="22"/>
+                <w:color w:val="000000"/>
+              </w:rPr>
+            </w:pPr>
+            <w:r>
+              <w:rPr>
+                <w:rFonts w:ascii="Helvetica" w:hAnsi="Helvetica" w:eastAsia="Helvetica" w:cs="Helvetica"/>
+                <w:i w:val="false"/>
+                <w:b w:val="false"/>
+                <w:u w:val="none"/>
+                <w:sz w:val="22"/>
+                <w:szCs w:val="22"/>
+                <w:color w:val="000000"/>
+              </w:rPr>
+              <w:t xml:space="preserve">0.018</w:t>
             </w:r>
           </w:p>
         </w:tc>
@@ -14898,7 +14898,7 @@
                 <w:szCs w:val="22"/>
                 <w:color w:val="000000"/>
               </w:rPr>
-              <w:t xml:space="preserve">1.27</w:t>
+              <w:t xml:space="preserve">1.28</w:t>
             </w:r>
           </w:p>
         </w:tc>
@@ -15163,7 +15163,7 @@
                 <w:szCs w:val="22"/>
                 <w:color w:val="000000"/>
               </w:rPr>
-              <w:t xml:space="preserve">0.69, 2.22</w:t>
+              <w:t xml:space="preserve">0.69, 2.23</w:t>
             </w:r>
           </w:p>
         </w:tc>
@@ -15487,7 +15487,7 @@
                 <w:szCs w:val="22"/>
                 <w:color w:val="000000"/>
               </w:rPr>
-              <w:t xml:space="preserve">0.019</w:t>
+              <w:t xml:space="preserve">0.018</w:t>
             </w:r>
           </w:p>
         </w:tc>
@@ -15699,7 +15699,7 @@
                 <w:szCs w:val="22"/>
                 <w:color w:val="000000"/>
               </w:rPr>
-              <w:t xml:space="preserve">0.950</w:t>
+              <w:t xml:space="preserve">0.940</w:t>
             </w:r>
           </w:p>
         </w:tc>
@@ -15864,60 +15864,60 @@
                 <w:szCs w:val="22"/>
                 <w:color w:val="000000"/>
               </w:rPr>
-              <w:t xml:space="preserve">2.03</w:t>
-            </w:r>
-          </w:p>
-        </w:tc>
-        <w:tc>
-          <w:tcPr>
-            <w:tcBorders>
-              <w:bottom w:val="none" w:sz="0" w:space="0" w:color="000000"/>
-              <w:top w:val="none" w:sz="0" w:space="0" w:color="000000"/>
-              <w:left w:val="none" w:sz="0" w:space="0" w:color="000000"/>
-              <w:right w:val="none" w:sz="0" w:space="0" w:color="000000"/>
-            </w:tcBorders>
-            <w:shd w:val="clear" w:color="auto" w:fill="FFFFFF"/>
-            <w:tcMar>
-              <w:top w:w="0" w:type="dxa"/>
-              <w:bottom w:w="0" w:type="dxa"/>
-              <w:left w:w="0" w:type="dxa"/>
-              <w:right w:w="0" w:type="dxa"/>
-            </w:tcMar>
-            <w:vAlign w:val="top"/>
-          </w:tcPr>
-          <w:p>
-            <w:pPr>
-              <w:pStyle w:val="Normal"/>
-              <w:jc w:val="center"/>
-              <w:pBdr>
-                <w:bottom w:val="none" w:sz="0" w:space="0" w:color="000000"/>
-                <w:top w:val="none" w:sz="0" w:space="0" w:color="000000"/>
-                <w:left w:val="none" w:sz="0" w:space="0" w:color="000000"/>
-                <w:right w:val="none" w:sz="0" w:space="0" w:color="000000"/>
-              </w:pBdr>
-              <w:spacing w:after="100" w:before="100" w:line="240"/>
-              <w:ind w:left="100" w:right="100" w:firstLine="0" w:firstLineChars="0"/>
-              <w:rPr>
-                <w:rFonts w:ascii="Helvetica" w:hAnsi="Helvetica" w:eastAsia="Helvetica" w:cs="Helvetica"/>
-                <w:i w:val="false"/>
-                <w:b w:val="false"/>
-                <w:u w:val="none"/>
-                <w:sz w:val="22"/>
-                <w:szCs w:val="22"/>
-                <w:color w:val="000000"/>
-              </w:rPr>
-            </w:pPr>
-            <w:r>
-              <w:rPr>
-                <w:rFonts w:ascii="Helvetica" w:hAnsi="Helvetica" w:eastAsia="Helvetica" w:cs="Helvetica"/>
-                <w:i w:val="false"/>
-                <w:b w:val="false"/>
-                <w:u w:val="none"/>
-                <w:sz w:val="22"/>
-                <w:szCs w:val="22"/>
-                <w:color w:val="000000"/>
-              </w:rPr>
-              <w:t xml:space="preserve">1.39, 2.98</w:t>
+              <w:t xml:space="preserve">2.04</w:t>
+            </w:r>
+          </w:p>
+        </w:tc>
+        <w:tc>
+          <w:tcPr>
+            <w:tcBorders>
+              <w:bottom w:val="none" w:sz="0" w:space="0" w:color="000000"/>
+              <w:top w:val="none" w:sz="0" w:space="0" w:color="000000"/>
+              <w:left w:val="none" w:sz="0" w:space="0" w:color="000000"/>
+              <w:right w:val="none" w:sz="0" w:space="0" w:color="000000"/>
+            </w:tcBorders>
+            <w:shd w:val="clear" w:color="auto" w:fill="FFFFFF"/>
+            <w:tcMar>
+              <w:top w:w="0" w:type="dxa"/>
+              <w:bottom w:w="0" w:type="dxa"/>
+              <w:left w:w="0" w:type="dxa"/>
+              <w:right w:w="0" w:type="dxa"/>
+            </w:tcMar>
+            <w:vAlign w:val="top"/>
+          </w:tcPr>
+          <w:p>
+            <w:pPr>
+              <w:pStyle w:val="Normal"/>
+              <w:jc w:val="center"/>
+              <w:pBdr>
+                <w:bottom w:val="none" w:sz="0" w:space="0" w:color="000000"/>
+                <w:top w:val="none" w:sz="0" w:space="0" w:color="000000"/>
+                <w:left w:val="none" w:sz="0" w:space="0" w:color="000000"/>
+                <w:right w:val="none" w:sz="0" w:space="0" w:color="000000"/>
+              </w:pBdr>
+              <w:spacing w:after="100" w:before="100" w:line="240"/>
+              <w:ind w:left="100" w:right="100" w:firstLine="0" w:firstLineChars="0"/>
+              <w:rPr>
+                <w:rFonts w:ascii="Helvetica" w:hAnsi="Helvetica" w:eastAsia="Helvetica" w:cs="Helvetica"/>
+                <w:i w:val="false"/>
+                <w:b w:val="false"/>
+                <w:u w:val="none"/>
+                <w:sz w:val="22"/>
+                <w:szCs w:val="22"/>
+                <w:color w:val="000000"/>
+              </w:rPr>
+            </w:pPr>
+            <w:r>
+              <w:rPr>
+                <w:rFonts w:ascii="Helvetica" w:hAnsi="Helvetica" w:eastAsia="Helvetica" w:cs="Helvetica"/>
+                <w:i w:val="false"/>
+                <w:b w:val="false"/>
+                <w:u w:val="none"/>
+                <w:sz w:val="22"/>
+                <w:szCs w:val="22"/>
+                <w:color w:val="000000"/>
+              </w:rPr>
+              <w:t xml:space="preserve">1.39, 2.99</w:t>
             </w:r>
           </w:p>
         </w:tc>
@@ -16347,60 +16347,60 @@
                 <w:szCs w:val="22"/>
                 <w:color w:val="000000"/>
               </w:rPr>
-              <w:t xml:space="preserve">0.42</w:t>
-            </w:r>
-          </w:p>
-        </w:tc>
-        <w:tc>
-          <w:tcPr>
-            <w:tcBorders>
-              <w:bottom w:val="none" w:sz="0" w:space="0" w:color="000000"/>
-              <w:top w:val="none" w:sz="0" w:space="0" w:color="000000"/>
-              <w:left w:val="none" w:sz="0" w:space="0" w:color="000000"/>
-              <w:right w:val="none" w:sz="0" w:space="0" w:color="000000"/>
-            </w:tcBorders>
-            <w:shd w:val="clear" w:color="auto" w:fill="FFFFFF"/>
-            <w:tcMar>
-              <w:top w:w="0" w:type="dxa"/>
-              <w:bottom w:w="0" w:type="dxa"/>
-              <w:left w:w="0" w:type="dxa"/>
-              <w:right w:w="0" w:type="dxa"/>
-            </w:tcMar>
-            <w:vAlign w:val="top"/>
-          </w:tcPr>
-          <w:p>
-            <w:pPr>
-              <w:pStyle w:val="Normal"/>
-              <w:jc w:val="center"/>
-              <w:pBdr>
-                <w:bottom w:val="none" w:sz="0" w:space="0" w:color="000000"/>
-                <w:top w:val="none" w:sz="0" w:space="0" w:color="000000"/>
-                <w:left w:val="none" w:sz="0" w:space="0" w:color="000000"/>
-                <w:right w:val="none" w:sz="0" w:space="0" w:color="000000"/>
-              </w:pBdr>
-              <w:spacing w:after="100" w:before="100" w:line="240"/>
-              <w:ind w:left="100" w:right="100" w:firstLine="0" w:firstLineChars="0"/>
-              <w:rPr>
-                <w:rFonts w:ascii="Helvetica" w:hAnsi="Helvetica" w:eastAsia="Helvetica" w:cs="Helvetica"/>
-                <w:i w:val="false"/>
-                <w:b w:val="false"/>
-                <w:u w:val="none"/>
-                <w:sz w:val="22"/>
-                <w:szCs w:val="22"/>
-                <w:color w:val="000000"/>
-              </w:rPr>
-            </w:pPr>
-            <w:r>
-              <w:rPr>
-                <w:rFonts w:ascii="Helvetica" w:hAnsi="Helvetica" w:eastAsia="Helvetica" w:cs="Helvetica"/>
-                <w:i w:val="false"/>
-                <w:b w:val="false"/>
-                <w:u w:val="none"/>
-                <w:sz w:val="22"/>
-                <w:szCs w:val="22"/>
-                <w:color w:val="000000"/>
-              </w:rPr>
-              <w:t xml:space="preserve">0.22, 0.79</w:t>
+              <w:t xml:space="preserve">0.41</w:t>
+            </w:r>
+          </w:p>
+        </w:tc>
+        <w:tc>
+          <w:tcPr>
+            <w:tcBorders>
+              <w:bottom w:val="none" w:sz="0" w:space="0" w:color="000000"/>
+              <w:top w:val="none" w:sz="0" w:space="0" w:color="000000"/>
+              <w:left w:val="none" w:sz="0" w:space="0" w:color="000000"/>
+              <w:right w:val="none" w:sz="0" w:space="0" w:color="000000"/>
+            </w:tcBorders>
+            <w:shd w:val="clear" w:color="auto" w:fill="FFFFFF"/>
+            <w:tcMar>
+              <w:top w:w="0" w:type="dxa"/>
+              <w:bottom w:w="0" w:type="dxa"/>
+              <w:left w:w="0" w:type="dxa"/>
+              <w:right w:w="0" w:type="dxa"/>
+            </w:tcMar>
+            <w:vAlign w:val="top"/>
+          </w:tcPr>
+          <w:p>
+            <w:pPr>
+              <w:pStyle w:val="Normal"/>
+              <w:jc w:val="center"/>
+              <w:pBdr>
+                <w:bottom w:val="none" w:sz="0" w:space="0" w:color="000000"/>
+                <w:top w:val="none" w:sz="0" w:space="0" w:color="000000"/>
+                <w:left w:val="none" w:sz="0" w:space="0" w:color="000000"/>
+                <w:right w:val="none" w:sz="0" w:space="0" w:color="000000"/>
+              </w:pBdr>
+              <w:spacing w:after="100" w:before="100" w:line="240"/>
+              <w:ind w:left="100" w:right="100" w:firstLine="0" w:firstLineChars="0"/>
+              <w:rPr>
+                <w:rFonts w:ascii="Helvetica" w:hAnsi="Helvetica" w:eastAsia="Helvetica" w:cs="Helvetica"/>
+                <w:i w:val="false"/>
+                <w:b w:val="false"/>
+                <w:u w:val="none"/>
+                <w:sz w:val="22"/>
+                <w:szCs w:val="22"/>
+                <w:color w:val="000000"/>
+              </w:rPr>
+            </w:pPr>
+            <w:r>
+              <w:rPr>
+                <w:rFonts w:ascii="Helvetica" w:hAnsi="Helvetica" w:eastAsia="Helvetica" w:cs="Helvetica"/>
+                <w:i w:val="false"/>
+                <w:b w:val="false"/>
+                <w:u w:val="none"/>
+                <w:sz w:val="22"/>
+                <w:szCs w:val="22"/>
+                <w:color w:val="000000"/>
+              </w:rPr>
+              <w:t xml:space="preserve">0.22, 0.78</w:t>
             </w:r>
           </w:p>
         </w:tc>
@@ -16559,7 +16559,7 @@
                 <w:szCs w:val="22"/>
                 <w:color w:val="000000"/>
               </w:rPr>
-              <w:t xml:space="preserve">0.52</w:t>
+              <w:t xml:space="preserve">0.51</w:t>
             </w:r>
           </w:p>
         </w:tc>
@@ -16665,7 +16665,7 @@
                 <w:szCs w:val="22"/>
                 <w:color w:val="000000"/>
               </w:rPr>
-              <w:t xml:space="preserve">0.061</w:t>
+              <w:t xml:space="preserve">0.060</w:t>
             </w:r>
           </w:p>
         </w:tc>
@@ -16883,60 +16883,60 @@
                 <w:szCs w:val="22"/>
                 <w:color w:val="000000"/>
               </w:rPr>
-              <w:t xml:space="preserve">0.67, 1.71</w:t>
-            </w:r>
-          </w:p>
-        </w:tc>
-        <w:tc>
-          <w:tcPr>
-            <w:tcBorders>
-              <w:bottom w:val="none" w:sz="0" w:space="0" w:color="000000"/>
-              <w:top w:val="none" w:sz="0" w:space="0" w:color="000000"/>
-              <w:left w:val="none" w:sz="0" w:space="0" w:color="000000"/>
-              <w:right w:val="none" w:sz="0" w:space="0" w:color="000000"/>
-            </w:tcBorders>
-            <w:shd w:val="clear" w:color="auto" w:fill="FFFFFF"/>
-            <w:tcMar>
-              <w:top w:w="0" w:type="dxa"/>
-              <w:bottom w:w="0" w:type="dxa"/>
-              <w:left w:w="0" w:type="dxa"/>
-              <w:right w:w="0" w:type="dxa"/>
-            </w:tcMar>
-            <w:vAlign w:val="top"/>
-          </w:tcPr>
-          <w:p>
-            <w:pPr>
-              <w:pStyle w:val="Normal"/>
-              <w:jc w:val="center"/>
-              <w:pBdr>
-                <w:bottom w:val="none" w:sz="0" w:space="0" w:color="000000"/>
-                <w:top w:val="none" w:sz="0" w:space="0" w:color="000000"/>
-                <w:left w:val="none" w:sz="0" w:space="0" w:color="000000"/>
-                <w:right w:val="none" w:sz="0" w:space="0" w:color="000000"/>
-              </w:pBdr>
-              <w:spacing w:after="100" w:before="100" w:line="240"/>
-              <w:ind w:left="100" w:right="100" w:firstLine="0" w:firstLineChars="0"/>
-              <w:rPr>
-                <w:rFonts w:ascii="Helvetica" w:hAnsi="Helvetica" w:eastAsia="Helvetica" w:cs="Helvetica"/>
-                <w:i w:val="false"/>
-                <w:b w:val="false"/>
-                <w:u w:val="none"/>
-                <w:sz w:val="22"/>
-                <w:szCs w:val="22"/>
-                <w:color w:val="000000"/>
-              </w:rPr>
-            </w:pPr>
-            <w:r>
-              <w:rPr>
-                <w:rFonts w:ascii="Helvetica" w:hAnsi="Helvetica" w:eastAsia="Helvetica" w:cs="Helvetica"/>
-                <w:i w:val="false"/>
-                <w:b w:val="false"/>
-                <w:u w:val="none"/>
-                <w:sz w:val="22"/>
-                <w:szCs w:val="22"/>
-                <w:color w:val="000000"/>
-              </w:rPr>
-              <w:t xml:space="preserve">0.790</w:t>
+              <w:t xml:space="preserve">0.67, 1.72</w:t>
+            </w:r>
+          </w:p>
+        </w:tc>
+        <w:tc>
+          <w:tcPr>
+            <w:tcBorders>
+              <w:bottom w:val="none" w:sz="0" w:space="0" w:color="000000"/>
+              <w:top w:val="none" w:sz="0" w:space="0" w:color="000000"/>
+              <w:left w:val="none" w:sz="0" w:space="0" w:color="000000"/>
+              <w:right w:val="none" w:sz="0" w:space="0" w:color="000000"/>
+            </w:tcBorders>
+            <w:shd w:val="clear" w:color="auto" w:fill="FFFFFF"/>
+            <w:tcMar>
+              <w:top w:w="0" w:type="dxa"/>
+              <w:bottom w:w="0" w:type="dxa"/>
+              <w:left w:w="0" w:type="dxa"/>
+              <w:right w:w="0" w:type="dxa"/>
+            </w:tcMar>
+            <w:vAlign w:val="top"/>
+          </w:tcPr>
+          <w:p>
+            <w:pPr>
+              <w:pStyle w:val="Normal"/>
+              <w:jc w:val="center"/>
+              <w:pBdr>
+                <w:bottom w:val="none" w:sz="0" w:space="0" w:color="000000"/>
+                <w:top w:val="none" w:sz="0" w:space="0" w:color="000000"/>
+                <w:left w:val="none" w:sz="0" w:space="0" w:color="000000"/>
+                <w:right w:val="none" w:sz="0" w:space="0" w:color="000000"/>
+              </w:pBdr>
+              <w:spacing w:after="100" w:before="100" w:line="240"/>
+              <w:ind w:left="100" w:right="100" w:firstLine="0" w:firstLineChars="0"/>
+              <w:rPr>
+                <w:rFonts w:ascii="Helvetica" w:hAnsi="Helvetica" w:eastAsia="Helvetica" w:cs="Helvetica"/>
+                <w:i w:val="false"/>
+                <w:b w:val="false"/>
+                <w:u w:val="none"/>
+                <w:sz w:val="22"/>
+                <w:szCs w:val="22"/>
+                <w:color w:val="000000"/>
+              </w:rPr>
+            </w:pPr>
+            <w:r>
+              <w:rPr>
+                <w:rFonts w:ascii="Helvetica" w:hAnsi="Helvetica" w:eastAsia="Helvetica" w:cs="Helvetica"/>
+                <w:i w:val="false"/>
+                <w:b w:val="false"/>
+                <w:u w:val="none"/>
+                <w:sz w:val="22"/>
+                <w:szCs w:val="22"/>
+                <w:color w:val="000000"/>
+              </w:rPr>
+              <w:t xml:space="preserve">0.770</w:t>
             </w:r>
           </w:p>
         </w:tc>
@@ -17095,60 +17095,60 @@
                 <w:szCs w:val="22"/>
                 <w:color w:val="000000"/>
               </w:rPr>
-              <w:t xml:space="preserve">0.63, 1.68</w:t>
-            </w:r>
-          </w:p>
-        </w:tc>
-        <w:tc>
-          <w:tcPr>
-            <w:tcBorders>
-              <w:bottom w:val="none" w:sz="0" w:space="0" w:color="000000"/>
-              <w:top w:val="none" w:sz="0" w:space="0" w:color="000000"/>
-              <w:left w:val="none" w:sz="0" w:space="0" w:color="000000"/>
-              <w:right w:val="none" w:sz="0" w:space="0" w:color="000000"/>
-            </w:tcBorders>
-            <w:shd w:val="clear" w:color="auto" w:fill="FFFFFF"/>
-            <w:tcMar>
-              <w:top w:w="0" w:type="dxa"/>
-              <w:bottom w:w="0" w:type="dxa"/>
-              <w:left w:w="0" w:type="dxa"/>
-              <w:right w:w="0" w:type="dxa"/>
-            </w:tcMar>
-            <w:vAlign w:val="top"/>
-          </w:tcPr>
-          <w:p>
-            <w:pPr>
-              <w:pStyle w:val="Normal"/>
-              <w:jc w:val="center"/>
-              <w:pBdr>
-                <w:bottom w:val="none" w:sz="0" w:space="0" w:color="000000"/>
-                <w:top w:val="none" w:sz="0" w:space="0" w:color="000000"/>
-                <w:left w:val="none" w:sz="0" w:space="0" w:color="000000"/>
-                <w:right w:val="none" w:sz="0" w:space="0" w:color="000000"/>
-              </w:pBdr>
-              <w:spacing w:after="100" w:before="100" w:line="240"/>
-              <w:ind w:left="100" w:right="100" w:firstLine="0" w:firstLineChars="0"/>
-              <w:rPr>
-                <w:rFonts w:ascii="Helvetica" w:hAnsi="Helvetica" w:eastAsia="Helvetica" w:cs="Helvetica"/>
-                <w:i w:val="false"/>
-                <w:b w:val="false"/>
-                <w:u w:val="none"/>
-                <w:sz w:val="22"/>
-                <w:szCs w:val="22"/>
-                <w:color w:val="000000"/>
-              </w:rPr>
-            </w:pPr>
-            <w:r>
-              <w:rPr>
-                <w:rFonts w:ascii="Helvetica" w:hAnsi="Helvetica" w:eastAsia="Helvetica" w:cs="Helvetica"/>
-                <w:i w:val="false"/>
-                <w:b w:val="false"/>
-                <w:u w:val="none"/>
-                <w:sz w:val="22"/>
-                <w:szCs w:val="22"/>
-                <w:color w:val="000000"/>
-              </w:rPr>
-              <w:t xml:space="preserve">0.910</w:t>
+              <w:t xml:space="preserve">0.63, 1.69</w:t>
+            </w:r>
+          </w:p>
+        </w:tc>
+        <w:tc>
+          <w:tcPr>
+            <w:tcBorders>
+              <w:bottom w:val="none" w:sz="0" w:space="0" w:color="000000"/>
+              <w:top w:val="none" w:sz="0" w:space="0" w:color="000000"/>
+              <w:left w:val="none" w:sz="0" w:space="0" w:color="000000"/>
+              <w:right w:val="none" w:sz="0" w:space="0" w:color="000000"/>
+            </w:tcBorders>
+            <w:shd w:val="clear" w:color="auto" w:fill="FFFFFF"/>
+            <w:tcMar>
+              <w:top w:w="0" w:type="dxa"/>
+              <w:bottom w:w="0" w:type="dxa"/>
+              <w:left w:w="0" w:type="dxa"/>
+              <w:right w:w="0" w:type="dxa"/>
+            </w:tcMar>
+            <w:vAlign w:val="top"/>
+          </w:tcPr>
+          <w:p>
+            <w:pPr>
+              <w:pStyle w:val="Normal"/>
+              <w:jc w:val="center"/>
+              <w:pBdr>
+                <w:bottom w:val="none" w:sz="0" w:space="0" w:color="000000"/>
+                <w:top w:val="none" w:sz="0" w:space="0" w:color="000000"/>
+                <w:left w:val="none" w:sz="0" w:space="0" w:color="000000"/>
+                <w:right w:val="none" w:sz="0" w:space="0" w:color="000000"/>
+              </w:pBdr>
+              <w:spacing w:after="100" w:before="100" w:line="240"/>
+              <w:ind w:left="100" w:right="100" w:firstLine="0" w:firstLineChars="0"/>
+              <w:rPr>
+                <w:rFonts w:ascii="Helvetica" w:hAnsi="Helvetica" w:eastAsia="Helvetica" w:cs="Helvetica"/>
+                <w:i w:val="false"/>
+                <w:b w:val="false"/>
+                <w:u w:val="none"/>
+                <w:sz w:val="22"/>
+                <w:szCs w:val="22"/>
+                <w:color w:val="000000"/>
+              </w:rPr>
+            </w:pPr>
+            <w:r>
+              <w:rPr>
+                <w:rFonts w:ascii="Helvetica" w:hAnsi="Helvetica" w:eastAsia="Helvetica" w:cs="Helvetica"/>
+                <w:i w:val="false"/>
+                <w:b w:val="false"/>
+                <w:u w:val="none"/>
+                <w:sz w:val="22"/>
+                <w:szCs w:val="22"/>
+                <w:color w:val="000000"/>
+              </w:rPr>
+              <w:t xml:space="preserve">0.900</w:t>
             </w:r>
           </w:p>
         </w:tc>
@@ -17419,7 +17419,7 @@
                 <w:szCs w:val="22"/>
                 <w:color w:val="000000"/>
               </w:rPr>
-              <w:t xml:space="preserve">0.310</w:t>
+              <w:t xml:space="preserve">0.320</w:t>
             </w:r>
           </w:p>
         </w:tc>
@@ -17631,7 +17631,7 @@
                 <w:szCs w:val="22"/>
                 <w:color w:val="000000"/>
               </w:rPr>
-              <w:t xml:space="preserve">0.200</w:t>
+              <w:t xml:space="preserve">0.210</w:t>
             </w:r>
           </w:p>
         </w:tc>
